--- a/rapports/16_02_2026/ALPHA_BALDE/coh_EQ22_sup_091201020022.docx
+++ b/rapports/16_02_2026/ALPHA_BALDE/coh_EQ22_sup_091201020022.docx
@@ -25,7 +25,7 @@
         <w:br/>
         <w:t>Grappe: 091201020022</w:t>
         <w:br/>
-        <w:t>Date: 16/02/2026 a 12:40</w:t>
+        <w:t>Date: 16/02/2026 a 12:58</w:t>
       </w:r>
     </w:p>
     <w:p/>
@@ -7349,7 +7349,7 @@
         </w:rPr>
         <w:t xml:space="preserve">- L'entreprise lingère,nettoyage de vêtement existe dit n'avoir pas fait la revente de marchandises achetées et revendues en état, aussi le montant obtenus sur la vente de produits transformés par l'entreprise  n'a reçu aucune somme sur les reventes (s10q46=0 &amp; s10q48=0 &amp; s10q50=0); alors s'agit-il de quelle entreprise ? </w:t>
         <w:br/>
-        <w:t>- Les informations sur ces entrepises non agricole manquent, prière de les renseigner. Le montant obtenus sur les services rendus par l'entreprise ##N/A## au cours des 30 derniers jours ou durant le dernier mois où l'entreprise a fonctionné n'a pas été renseigné, prière de mettre de 0 si l'entreprise n'a pas rendu de service. Prière de renseigner les montants dans les champs (s10q46 s10q47 s10q48 s10q49 s10q50 s10q51 s10q52 s10q53 s10q54 s10q55 s10q56 s10q57), mettre 0 si l'entreprise ##N/A## n'a pas effectué des dépenses ou faire des reventes des marchandises ou des produits ou rendre de service.Cette entreprise ##N/A## dit avoir obtenu une valeur sur les marchandises vendu en etat, les marchandises vendu après transformation et les services rendus. Prière de corriger. Cette entreprise ##N/A## dit avoir obtenu une valeur sur les marchandises vendu en etat et les marchandises vendu après transformation. La main d'oeuvre familiale pour Khemesse Sène ayant travaillé dans cette entreprise ##N/A## aucours des 12 derniers mois n'est pas renseigner. Prière de reneigner toutes les informations qui lui concerne. La main d'oeuvre sariale de Khemesse Sène ayant travaillé dans cette entreprise ##N/A## aucours des 30 derniers jours n'est pas renseigner. Prière de reneigner toutes les informations qui lui concerne. Le noms de l'entreprise entreprise2 ne doit pas contenir de chiffre et doit être bien renseigné, prière de bien renseigné .</w:t>
+        <w:t>- Les informations sur ces entrepises non agricole manquent, prière de les renseigner. Le montant obtenus sur les services rendus par l'entreprise ##N/A## au cours des 30 derniers jours ou durant le dernier mois où l'entreprise a fonctionné n'a pas été renseigné, prière de mettre de 0 si l'entreprise n'a pas rendu de service. Prière de renseigner les montants dans les champs (s10q46 s10q47 s10q48 s10q49 s10q50 s10q51 s10q52 s10q53 s10q54 s10q55 s10q56 s10q57), mettre 0 si l'entreprise ##N/A## n'a pas effectué des dépenses ou faire des reventes des marchandises ou des produits ou rendre de service.Cette entreprise ##N/A## dit avoir obtenu une valeur sur les marchandises vendu en etat, les marchandises vendu après transformation et les services rendus. Prière de corriger. Cette entreprise ##N/A## dit avoir obtenu une valeur sur les marchandises vendu en etat et les marchandises vendu après transformation. La main d'oeuvre familiale pour Oumy Sène ayant travaillé dans cette entreprise ##N/A## aucours des 12 derniers mois n'est pas renseigner. Prière de reneigner toutes les informations qui lui concerne. La main d'oeuvre sariale de Oumy Sène ayant travaillé dans cette entreprise ##N/A## aucours des 30 derniers jours n'est pas renseigner. Prière de reneigner toutes les informations qui lui concerne. Le noms de l'entreprise entreprise2 ne doit pas contenir de chiffre et doit être bien renseigné, prière de bien renseigné .</w:t>
       </w:r>
     </w:p>
     <w:p>
@@ -8029,7 +8029,7 @@
         <w:rPr>
           <w:sz w:val="20"/>
         </w:rPr>
-        <w:t>- || Les informations sur ces entrepises non agricole manquent, prière de les renseigner. Le montant obtenus sur les services rendus par l'entreprise ##N/A## au cours des 30 derniers jours ou durant le dernier mois où l'entreprise a fonctionné n'a pas été renseigné, prière de mettre de 0 si l'entreprise n'a pas rendu de service. Prière de renseigner les montants dans les champs (s10q46 s10q47 s10q48 s10q49 s10q50 s10q51 s10q52 s10q53 s10q54 s10q55 s10q56 s10q57), mettre 0 si l'entreprise ##N/A## n'a pas effectué des dépenses ou faire des reventes des marchandises ou des produits ou rendre de service.Cette entreprise ##N/A## dit avoir obtenu une valeur sur les marchandises vendu en etat, les marchandises vendu après transformation et les services rendus. Prière de corriger. Cette entreprise ##N/A## dit avoir obtenu une valeur sur les marchandises vendu en etat et les marchandises vendu après transformation. La main d'oeuvre familiale pour Aliou badou  Sène ayant travaillé dans cette entreprise ##N/A## aucours des 12 derniers mois n'est pas renseigner. Prière de reneigner toutes les informations qui lui concerne. La main d'oeuvre sariale de Aliou badou  Sène ayant travaillé dans cette entreprise ##N/A## aucours des 30 derniers jours n'est pas renseigner. Prière de reneigner toutes les informations qui lui concerne. Le noms de l'entreprise Entreprise2 ne doit pas contenir de chiffre et doit être bien renseigné, prière de bien renseigné .</w:t>
+        <w:t>- || Les informations sur ces entrepises non agricole manquent, prière de les renseigner. Le montant obtenus sur les services rendus par l'entreprise ##N/A## au cours des 30 derniers jours ou durant le dernier mois où l'entreprise a fonctionné n'a pas été renseigné, prière de mettre de 0 si l'entreprise n'a pas rendu de service. Prière de renseigner les montants dans les champs (s10q46 s10q47 s10q48 s10q49 s10q50 s10q51 s10q52 s10q53 s10q54 s10q55 s10q56 s10q57), mettre 0 si l'entreprise ##N/A## n'a pas effectué des dépenses ou faire des reventes des marchandises ou des produits ou rendre de service.Cette entreprise ##N/A## dit avoir obtenu une valeur sur les marchandises vendu en etat, les marchandises vendu après transformation et les services rendus. Prière de corriger. Cette entreprise ##N/A## dit avoir obtenu une valeur sur les marchandises vendu en etat et les marchandises vendu après transformation. La main d'oeuvre familiale pour Diokhel Sène ayant travaillé dans cette entreprise ##N/A## aucours des 12 derniers mois n'est pas renseigner. Prière de reneigner toutes les informations qui lui concerne. La main d'oeuvre sariale de Diokhel Sène ayant travaillé dans cette entreprise ##N/A## aucours des 30 derniers jours n'est pas renseigner. Prière de reneigner toutes les informations qui lui concerne. Le noms de l'entreprise Entreprise2 ne doit pas contenir de chiffre et doit être bien renseigné, prière de bien renseigné .</w:t>
       </w:r>
     </w:p>
     <w:p>

--- a/rapports/16_02_2026/ALPHA_BALDE/coh_EQ22_sup_091201020022.docx
+++ b/rapports/16_02_2026/ALPHA_BALDE/coh_EQ22_sup_091201020022.docx
@@ -25,7 +25,7 @@
         <w:br/>
         <w:t>Grappe: 091201020022</w:t>
         <w:br/>
-        <w:t>Date: 16/02/2026 a 12:58</w:t>
+        <w:t>Date: 16/02/2026 a 13:05</w:t>
       </w:r>
     </w:p>
     <w:p/>
@@ -119,7 +119,7 @@
           </w:tcPr>
           <w:p>
             <w:r>
-              <w:t>29</w:t>
+              <w:t>28</w:t>
             </w:r>
           </w:p>
         </w:tc>
@@ -423,38 +423,6 @@
           </w:tcPr>
           <w:p>
             <w:r>
-              <w:t>Section4b</w:t>
-            </w:r>
-          </w:p>
-        </w:tc>
-        <w:tc>
-          <w:tcPr>
-            <w:tcW w:type="dxa" w:w="3324"/>
-          </w:tcPr>
-          <w:p>
-            <w:r>
-              <w:t>Emploi - Activite principale</w:t>
-            </w:r>
-          </w:p>
-        </w:tc>
-        <w:tc>
-          <w:tcPr>
-            <w:tcW w:type="dxa" w:w="3324"/>
-          </w:tcPr>
-          <w:p>
-            <w:r>
-              <w:t>10</w:t>
-            </w:r>
-          </w:p>
-        </w:tc>
-      </w:tr>
-      <w:tr>
-        <w:tc>
-          <w:tcPr>
-            <w:tcW w:type="dxa" w:w="3324"/>
-          </w:tcPr>
-          <w:p>
-            <w:r>
               <w:t>Section9c</w:t>
             </w:r>
           </w:p>
@@ -498,6 +466,38 @@
           <w:p>
             <w:r>
               <w:t>Emploi</w:t>
+            </w:r>
+          </w:p>
+        </w:tc>
+        <w:tc>
+          <w:tcPr>
+            <w:tcW w:type="dxa" w:w="3324"/>
+          </w:tcPr>
+          <w:p>
+            <w:r>
+              <w:t>9</w:t>
+            </w:r>
+          </w:p>
+        </w:tc>
+      </w:tr>
+      <w:tr>
+        <w:tc>
+          <w:tcPr>
+            <w:tcW w:type="dxa" w:w="3324"/>
+          </w:tcPr>
+          <w:p>
+            <w:r>
+              <w:t>Section4b</w:t>
+            </w:r>
+          </w:p>
+        </w:tc>
+        <w:tc>
+          <w:tcPr>
+            <w:tcW w:type="dxa" w:w="3324"/>
+          </w:tcPr>
+          <w:p>
+            <w:r>
+              <w:t>Emploi - Activite principale</w:t>
             </w:r>
           </w:p>
         </w:tc>
@@ -998,7 +998,7 @@
         <w:rPr>
           <w:sz w:val="20"/>
         </w:rPr>
-        <w:t>- La dernière fois que vous avez acheté Ail est Domicile et semble exister dans les modalités, prière de prendre attache avec le QG pour plus d'explication afin de la classer bien.  La dernière fois que vous avez acheté Aubergine sauvage  est Domicile et semble exister dans les modalités, prière de prendre attache avec le QG pour plus d'explication afin de la classer bien.  La dernière fois que vous avez acheté Carotte est Domicile et semble exister dans les modalités, prière de prendre attache avec le QG pour plus d'explication afin de la classer bien.  La dernière fois que vous avez acheté Choux est Domicile et semble exister dans les modalités, prière de prendre attache avec le QG pour plus d'explication afin de la classer bien.  La dernière fois que vous avez acheté Cube alimentaire (Maggi, Jumbo, ) est Domicile et semble exister dans les modalités, prière de prendre attache avec le QG pour plus d'explication afin de la classer bien.  La dernière fois que vous avez acheté Jus de fruits type 1 (orange, ananas, bissap, gingembre, jus de cajou, etc.) est Domicile et semble exister dans les modalités, prière de prendre attache avec le QG pour plus d'explication afin de la classer bien.  La dernière fois que vous avez acheté Manioc en tubercules est Domicile et semble exister dans les modalités, prière de prendre attache avec le QG pour plus d'explication afin de la classer bien.  La dernière fois que vous avez acheté Oignon frais est Domicile et semble exister dans les modalités, prière de prendre attache avec le QG pour plus d'explication afin de la classer bien.  La dernière fois que vous avez acheté Patate douce est Domicile et semble exister dans les modalités, prière de prendre attache avec le QG pour plus d'explication afin de la classer bien.  La dernière fois que vous avez acheté Piment séché est Domicile et semble exister dans les modalités, prière de prendre attache avec le QG pour plus d'explication afin de la classer bien.  La dernière fois que vous avez acheté Poivre est Domicile et semble exister dans les modalités, prière de prendre attache avec le QG pour plus d'explication afin de la classer bien.  La dernière fois que vous avez acheté Poivron frais est Domicile et semble exister dans les modalités, prière de prendre attache avec le QG pour plus d'explication afin de la classer bien.  La dernière fois que vous avez acheté Sucre en poudre  est Domicile et semble exister dans les modalités, prière de prendre attache avec le QG pour plus d'explication afin de la classer bien. Attention ! Le prix unitaire d'achat (50 Fcfa) de Courge en Morceau (Portion) (Moyen) est relativement faible par rapport aux autres prix observés dans cette zone. Prière de corriger ou de confirmer avec le QG.  La dernière fois que vous avez acheté Courge est Domicile et semble exister dans les modalités, prière de prendre attache avec le QG pour plus d'explication afin de la classer bien. Avertissement!! La quantité (.8) de Autres fruits locaux (pomme sauvage, noisette, mangue sauvage, etc.) en Kg qui provient de la production du ménage et celle reçue en cadeau depasse la quantité consommée, prière de verifier et corriger. Avertissement!!! Le ménage a consommé 14 Sachets industriel Petit de Caramel, bonbons, confiseries, etc., cette quantité semble anormale pour une consommation des 7 derniers jours.Prière de corriger ou de confirmer avec le QG. Avertissement!!! Le ménage a consommé 5 Paquet Petit de Thé en sachet, cette quantité semble anormale pour une consommation des 7 derniers jours.Prière de corriger ou de confirmer avec le QG. Avertissement!! le prix unitaire (100 Fcfa) de Thé en sachet (unité: Paquet) de taille Petit est très faible ou élevé. Prière de corriger ou de confirmer avec le QG.  La dernière fois que vous avez acheté Thé en sachet est Domicile et semble exister dans les modalités, prière de prendre attache avec le QG pour plus d'explication afin de la classer bien. Difficile de consommer le Sel en Kg taille unique prière de verifier. Incohérence!! Dans ce ménage, chaque individus consomme par jour 25.83911 Kg  de cereale; Prière de revoir les quantités prises de ces produits. Incohérence!! Dans ce ménage, chaque individus consomme par jour 25.83911 Kg  de cereale; Prière de revoir les quantités prises de ces produits. Incohérence!! Dans ce ménage, chaque individus consomme par jour 25.83911 Kg  de cereale; Prière de revoir les quantités prises de ces produits.</w:t>
+        <w:t>- La dernière fois que vous avez acheté Ail est Domicile et semble exister dans les modalités, prière de prendre attache avec le QG pour plus d'explication afin de la classer bien.  La dernière fois que vous avez acheté Aubergine sauvage  est Domicile et semble exister dans les modalités, prière de prendre attache avec le QG pour plus d'explication afin de la classer bien.  La dernière fois que vous avez acheté Carotte est Domicile et semble exister dans les modalités, prière de prendre attache avec le QG pour plus d'explication afin de la classer bien.  La dernière fois que vous avez acheté Choux est Domicile et semble exister dans les modalités, prière de prendre attache avec le QG pour plus d'explication afin de la classer bien.  La dernière fois que vous avez acheté Cube alimentaire (Maggi, Jumbo, ) est Domicile et semble exister dans les modalités, prière de prendre attache avec le QG pour plus d'explication afin de la classer bien.  La dernière fois que vous avez acheté Jus de fruits type 1 (orange, ananas, bissap, gingembre, jus de cajou, etc.) est Domicile et semble exister dans les modalités, prière de prendre attache avec le QG pour plus d'explication afin de la classer bien.  La dernière fois que vous avez acheté Manioc en tubercules est Domicile et semble exister dans les modalités, prière de prendre attache avec le QG pour plus d'explication afin de la classer bien.  La dernière fois que vous avez acheté Oignon frais est Domicile et semble exister dans les modalités, prière de prendre attache avec le QG pour plus d'explication afin de la classer bien.  La dernière fois que vous avez acheté Patate douce est Domicile et semble exister dans les modalités, prière de prendre attache avec le QG pour plus d'explication afin de la classer bien.  La dernière fois que vous avez acheté Piment séché est Domicile et semble exister dans les modalités, prière de prendre attache avec le QG pour plus d'explication afin de la classer bien.  La dernière fois que vous avez acheté Poivre est Domicile et semble exister dans les modalités, prière de prendre attache avec le QG pour plus d'explication afin de la classer bien.  La dernière fois que vous avez acheté Poivron frais est Domicile et semble exister dans les modalités, prière de prendre attache avec le QG pour plus d'explication afin de la classer bien. Attention ! Le prix unitaire d'achat (20 Fcfa) de Piment frais en Pièce (Petit) est relativement faible par rapport aux autres prix observés dans cette zone. Prière de corriger ou de confirmer avec le QG. Attention ! Le prix unitaire d'achat (50 Fcfa) de Courge en Morceau (Portion) (Moyen) est relativement faible par rapport aux autres prix observés dans cette zone. Prière de corriger ou de confirmer avec le QG.  La dernière fois que vous avez acheté Courge est Domicile et semble exister dans les modalités, prière de prendre attache avec le QG pour plus d'explication afin de la classer bien. Attention ! Le prix unitaire d'achat (700 Fcfa) de Sucre en poudre  en Kg (taille unique) est relativement élevé par rapport aux autres prix observés dans cette zone. Prière de corriger ou de confirmer avec le QG.  La dernière fois que vous avez acheté Sucre en poudre  est Domicile et semble exister dans les modalités, prière de prendre attache avec le QG pour plus d'explication afin de la classer bien. Avertissement!! La quantité (.8) de Autres fruits locaux (pomme sauvage, noisette, mangue sauvage, etc.) en Kg qui provient de la production du ménage et celle reçue en cadeau depasse la quantité consommée, prière de verifier et corriger. Avertissement!!! Le ménage a consommé 14 Sachets industriel Petit de Caramel, bonbons, confiseries, etc., cette quantité semble anormale pour une consommation des 7 derniers jours.Prière de corriger ou de confirmer avec le QG. Avertissement!!! Le ménage a consommé 5 Paquet Petit de Thé en sachet, cette quantité semble anormale pour une consommation des 7 derniers jours.Prière de corriger ou de confirmer avec le QG. Avertissement!! le prix unitaire (100 Fcfa) de Thé en sachet (unité: Paquet) de taille Petit est très faible ou élevé. Prière de corriger ou de confirmer avec le QG.  La dernière fois que vous avez acheté Thé en sachet est Domicile et semble exister dans les modalités, prière de prendre attache avec le QG pour plus d'explication afin de la classer bien. Difficile de consommer le Sel en Kg taille unique prière de verifier. Incohérence!! Dans ce ménage, chaque individus consomme par jour 48.52429 Kg  de cereale; Prière de revoir les quantités prises de ces produits. Incohérence!! Dans ce ménage, chaque individus consomme par jour 48.52429 Kg  de cereale; Prière de revoir les quantités prises de ces produits. Incohérence!! Dans ce ménage, chaque individus consomme par jour 48.52429 Kg  de cereale; Prière de revoir les quantités prises de ces produits. Attention ! Soupçons de quantité anormale! Le ménage de BABACAR DIOP avec une taille de 8 personnes a consommé 15.5 Kg en taille unique de Mil qui est relativement élevé comme consommation par rapport à la condition de vie des autres ménages de même taille dans cette zone. Prière de corriger ou de confirmer avec le QG.</w:t>
       </w:r>
     </w:p>
     <w:p>
@@ -1653,7 +1653,7 @@
         <w:rPr>
           <w:sz w:val="20"/>
         </w:rPr>
-        <w:t>- Le ménage a consommé Ail mais les informations sur la quantité, l'unité ou la taille ne sont pas renseignées.Prière de renseigner. Le ménage a consommé Arachides décortiquées mais les informations sur la quantité, l'unité ou la taille ne sont pas renseignées.Prière de renseigner. Le ménage a consommé Autres fruits locaux (pomme sauvage, noisette, mangue sauvage, etc.) mais les informations sur la quantité, l'unité ou la taille ne sont pas renseignées.Prière de renseigner. Le ménage a consommé Autres légumes en feuilles mais les informations sur la quantité, l'unité ou la taille ne sont pas renseignées.Prière de renseigner. Le ménage a consommé Beignets de farine de boulangerie mais les informations sur la quantité, l'unité ou la taille ne sont pas renseignées.Prière de renseigner. Le ménage a consommé Beurre mais les informations sur la quantité, l'unité ou la taille ne sont pas renseignées.Prière de renseigner. Le ménage a consommé Biscuits mais les informations sur la quantité, l'unité ou la taille ne sont pas renseignées.Prière de renseigner. Le ménage a consommé Boissons gazeuses (Coca, Fanta, Vimto, Sprite, etc.) mais les informations sur la quantité, l'unité ou la taille ne sont pas renseignées.Prière de renseigner. Le ménage a consommé Café en poudre soluble mais les informations sur la quantité, l'unité ou la taille ne sont pas renseignées.Prière de renseigner. Le ménage a consommé Caramel, bonbons, confiseries, etc. mais les informations sur la quantité, l'unité ou la taille ne sont pas renseignées.Prière de renseigner. Le ménage a consommé Concentré de tomate mais les informations sur la quantité, l'unité ou la taille ne sont pas renseignées.Prière de renseigner. Le ménage a consommé Cube alimentaire (Maggi, Jumbo, ) mais les informations sur la quantité, l'unité ou la taille ne sont pas renseignées.Prière de renseigner. Le ménage a consommé Eau minérale/filtrée en sachet mais les informations sur la quantité, l'unité ou la taille ne sont pas renseignées.Prière de renseigner. Le ménage a consommé Feuilles de patate mais les informations sur la quantité, l'unité ou la taille ne sont pas renseignées.Prière de renseigner. Le ménage a consommé Huile de soja  mais les informations sur la quantité, l'unité ou la taille ne sont pas renseignées.Prière de renseigner. Le ménage a consommé Jus de fruits type 1 (orange, ananas, bissap, gingembre, jus de cajou, etc.) mais les informations sur la quantité, l'unité ou la taille ne sont pas renseignées.Prière de renseigner. Le ménage a consommé Lait caillé mais les informations sur la quantité, l'unité ou la taille ne sont pas renseignées.Prière de renseigner. Le ménage a consommé Lait frais de vache mais les informations sur la quantité, l'unité ou la taille ne sont pas renseignées.Prière de renseigner. Le ménage a consommé Mandarine/Clémentine mais les informations sur la quantité, l'unité ou la taille ne sont pas renseignées.Prière de renseigner. Le ménage a consommé Mayonnaise mais les informations sur la quantité, l'unité ou la taille ne sont pas renseignées.Prière de renseigner. Le ménage a consommé Maïs en grain mais les informations sur la quantité, l'unité ou la taille ne sont pas renseignées.Prière de renseigner. Le ménage a consommé Mil mais les informations sur la quantité, l'unité ou la taille ne sont pas renseignées.Prière de renseigner. Le ménage a consommé Moutarde mais les informations sur la quantité, l'unité ou la taille ne sont pas renseignées.Prière de renseigner. Le ménage a consommé Mâchoiron séchée (Kon) mais les informations sur la quantité, l'unité ou la taille ne sont pas renseignées.Prière de renseigner. Le ménage a consommé Niébé/Haricots secs mais les informations sur la quantité, l'unité ou la taille ne sont pas renseignées.Prière de renseigner. Le ménage a consommé Oignon frais mais les informations sur la quantité, l'unité ou la taille ne sont pas renseignées.Prière de renseigner. Le ménage a consommé Orange  mais les informations sur la quantité, l'unité ou la taille ne sont pas renseignées.Prière de renseigner. Le ménage a consommé Pain moderne (Baguette) mais les informations sur la quantité, l'unité ou la taille ne sont pas renseignées.Prière de renseigner. Le ménage a consommé Pastèque mais les informations sur la quantité, l'unité ou la taille ne sont pas renseignées.Prière de renseigner. Le ménage a consommé Piment séché mais les informations sur la quantité, l'unité ou la taille ne sont pas renseignées.Prière de renseigner. Le ménage a consommé Poireau mais les informations sur la quantité, l'unité ou la taille ne sont pas renseignées.Prière de renseigner. Le ménage a consommé Poisson de mer séché (yayeboye) mais les informations sur la quantité, l'unité ou la taille ne sont pas renseignées.Prière de renseigner. Le ménage a consommé Poisson frais type 9 mais les informations sur la quantité, l'unité ou la taille ne sont pas renseignées.Prière de renseigner. Le ménage a consommé Poivre mais les informations sur la quantité, l'unité ou la taille ne sont pas renseignées.Prière de renseigner. Le ménage a consommé Poivron frais mais les informations sur la quantité, l'unité ou la taille ne sont pas renseignées.Prière de renseigner. Le ménage a consommé Pomme de terre mais les informations sur la quantité, l'unité ou la taille ne sont pas renseignées.Prière de renseigner. Le ménage a consommé Poulet sur pied mais les informations sur la quantité, l'unité ou la taille ne sont pas renseignées.Prière de renseigner. Le ménage a consommé Riz importé parfumé mais les informations sur la quantité, l'unité ou la taille ne sont pas renseignées.Prière de renseigner. Le ménage a consommé Salade (laitue) mais les informations sur la quantité, l'unité ou la taille ne sont pas renseignées.Prière de renseigner. Le ménage a consommé Sel mais les informations sur la quantité, l'unité ou la taille ne sont pas renseignées.Prière de renseigner. Difficile de consommer le Sel en   prière de verifier. Le ménage a consommé Soumbala (moutarde africaine) mais les informations sur la quantité, l'unité ou la taille ne sont pas renseignées.Prière de renseigner. Le ménage a consommé Sucre en poudre  mais les informations sur la quantité, l'unité ou la taille ne sont pas renseignées.Prière de renseigner. Le ménage a consommé Thé en sachet mais les informations sur la quantité, l'unité ou la taille ne sont pas renseignées.Prière de renseigner. Avertissement!!! Le ménage a consommé .a   de Thé en sachet, cette quantité semble anormale pour une consommation des 7 derniers jours.Les ménages consomment géneralement en sachet ou en paquet, prière de corriger ou de confirmer avec le QG. Le ménage a consommé Vinaigre de vin mais les informations sur la quantité, l'unité ou la taille ne sont pas renseignées.Prière de renseigner. Le ménage a consommé Œufs frais mais les informations sur la quantité, l'unité ou la taille ne sont pas renseignées.Prière de renseigner.</w:t>
+        <w:t>- La dernière fois que vous avez acheté Poisson de mer séché (yayeboye) est Domicile et semble exister dans les modalités, prière de prendre attache avec le QG pour plus d'explication afin de la classer bien.  La dernière fois que vous avez acheté Poivron frais est Domicile et semble exister dans les modalités, prière de prendre attache avec le QG pour plus d'explication afin de la classer bien.  La dernière fois que vous avez acheté Salade (laitue) est Jardin et semble exister dans les modalités, prière de prendre attache avec le QG pour plus d'explication afin de la classer bien. Attention ! Le prix unitaire d'achat (100 Fcfa) de Soumbala (moutarde africaine) en Sachets (Petit) est relativement élevé par rapport aux autres prix observés dans cette zone. Prière de corriger ou de confirmer avec le QG.  La dernière fois que vous avez acheté Soumbala (moutarde africaine) est Domicile et semble exister dans les modalités, prière de prendre attache avec le QG pour plus d'explication afin de la classer bien. Attention ! Le prix unitaire d'achat (300 Fcfa) de Oignon frais en Kg (taille unique) est relativement faible par rapport aux autres prix observés dans cette zone. Prière de corriger ou de confirmer avec le QG. Attention ! Le prix unitaire d'achat (700 Fcfa) de Sucre en poudre  en Kg (taille unique) est relativement élevé par rapport aux autres prix observés dans cette zone. Prière de corriger ou de confirmer avec le QG. Avertissement!!! Le ménage a consommé 7 Paquet Petit de Thé en sachet, cette quantité semble anormale pour une consommation des 7 derniers jours.Prière de corriger ou de confirmer avec le QG. Avertissement!! le prix unitaire (100 Fcfa) de Thé en sachet (unité: Paquet) de taille Petit est très faible ou élevé. Prière de corriger ou de confirmer avec le QG. Difficile de consommer le Sel en Kg taille unique prière de verifier. Incohérence!! Dans ce ménage, chaque individus consomme par jour 29.31676 Kg  de cereale; Prière de revoir les quantités prises de ces produits. Incohérence!! Dans ce ménage, chaque individus consomme par jour 29.31676 Kg  de cereale; Prière de revoir les quantités prises de ces produits. Incohérence!! Dans ce ménage, chaque individus consomme par jour 29.31676 Kg  de cereale; Prière de revoir les quantités prises de ces produits.</w:t>
       </w:r>
     </w:p>
     <w:p>
@@ -2286,8 +2286,6 @@
         </w:rPr>
         <w:t xml:space="preserve">- Peu probable! Amy diouf  n'arrive pas  à comprendre un petit texte lu dans une langue locale (s02q03). Veuillez corriger ou donner des explications au QG. Peu probable! Amy diouf  ne sait ni lire, ni écrire, ni comprendre dans aucune des langues  (s02q01,s02q02,s02q03). Veuillez corriger ou donner des explications au QG. </w:t>
         <w:br/>
-        <w:t xml:space="preserve">- Peu probable! CHEIKH SENE  n'arrive pas  à comprendre un petit texte lu dans une langue locale (s02q03). Veuillez corriger ou donner des explications au QG. </w:t>
-        <w:br/>
         <w:t xml:space="preserve">- Peu probable! Dally sene  n'arrive pas  à comprendre un petit texte lu dans une langue locale (s02q03). Veuillez corriger ou donner des explications au QG. Peu probable! Dally sene  ne sait ni lire, ni écrire, ni comprendre dans aucune des langues  (s02q01,s02q02,s02q03). Veuillez corriger ou donner des explications au QG. </w:t>
         <w:br/>
         <w:t xml:space="preserve">- Peu probable! Diarra sene  n'arrive pas  à comprendre un petit texte lu dans une langue locale (s02q03). Veuillez corriger ou donner des explications au QG. Peu probable! Diarra sene  ne sait ni lire, ni écrire, ni comprendre dans aucune des langues  (s02q01,s02q02,s02q03). Veuillez corriger ou donner des explications au QG. </w:t>
@@ -2300,7 +2298,7 @@
         <w:br/>
         <w:t xml:space="preserve">- Peu probable! Ndene ndong  n'arrive pas  à comprendre un petit texte lu dans une langue locale (s02q03). Veuillez corriger ou donner des explications au QG. Peu probable! Ndene ndong  ne sait ni lire, ni écrire, ni comprendre dans aucune des langues  (s02q01,s02q02,s02q03). Veuillez corriger ou donner des explications au QG. </w:t>
         <w:br/>
-        <w:t xml:space="preserve">- Peu probable! Ndeye tening sene  n'arrive pas  à comprendre un petit texte lu dans une langue locale (s02q03). Veuillez corriger ou donner des explications au QG. </w:t>
+        <w:t xml:space="preserve">- Peu probable! Ndeye tening sene  n'arrive pas  à comprendre un petit texte lu dans une langue locale (s02q03). Veuillez corriger ou donner des explications au QG. Peu probable! Ndeye tening sene  ne sait ni lire, ni écrire, ni comprendre dans aucune des langues  (s02q01,s02q02,s02q03). Veuillez corriger ou donner des explications au QG. </w:t>
         <w:br/>
         <w:t xml:space="preserve">- Peu probable! Sally sene  n'arrive pas  à comprendre un petit texte lu dans une langue locale (s02q03). Veuillez corriger ou donner des explications au QG. Peu probable! Sally sene  ne sait ni lire, ni écrire, ni comprendre dans aucune des langues  (s02q01,s02q02,s02q03). Veuillez corriger ou donner des explications au QG. La raison principale que Sally sene n'a pas été à l'école entre 2024/2025 est elle était trop jeune selon le parent et semble exister dans les modalités, prière de prendre attache avec le QG pour plus d'explication afin de la classer bien. </w:t>
         <w:br/>
@@ -2316,7 +2314,7 @@
         <w:br/>
         <w:t xml:space="preserve">- Peu probable! khemsse sene  n'arrive pas  à comprendre un petit texte lu dans une langue locale (s02q03). Veuillez corriger ou donner des explications au QG. Peu probable! khemsse sene  ne sait ni lire, ni écrire, ni comprendre dans aucune des langues  (s02q01,s02q02,s02q03). Veuillez corriger ou donner des explications au QG. </w:t>
         <w:br/>
-        <w:t xml:space="preserve">- Peu probable! mouhameth sene  n'arrive pas  à comprendre un petit texte lu dans une langue locale (s02q03). Veuillez corriger ou donner des explications au QG. La raison principale que mouhameth sene n'a pas été à l'école entre 2024/2025 est trop jeune et semble exister dans les modalités, prière de prendre attache avec le QG pour plus d'explication afin de la classer bien. </w:t>
+        <w:t xml:space="preserve">- Peu probable! mouhameth sene  n'arrive pas  à comprendre un petit texte lu dans une langue locale (s02q03). Veuillez corriger ou donner des explications au QG. Peu probable! mouhameth sene  ne sait ni lire, ni écrire, ni comprendre dans aucune des langues  (s02q01,s02q02,s02q03). Veuillez corriger ou donner des explications au QG. La raison principale que mouhameth sene n'a pas été à l'école entre 2024/2025 est trop jeune et semble exister dans les modalités, prière de prendre attache avec le QG pour plus d'explication afin de la classer bien. </w:t>
         <w:br/>
         <w:t xml:space="preserve">- Peu probable! ndeye amy ndour  n'arrive pas  à comprendre un petit texte lu dans une langue locale (s02q03). Veuillez corriger ou donner des explications au QG. </w:t>
         <w:br/>
@@ -2387,9 +2385,9 @@
         <w:rPr>
           <w:sz w:val="20"/>
         </w:rPr>
-        <w:t xml:space="preserve">- AvertissementAmy diouf  travaille mais les questions relatives à son emploi principal ne sont pas renseignées à 100%, prière de les renseigner. Nombre de mois exercé par Amy diouf dans l'emploi au cours des 12 derniers mois semble faible, veuillez corriger s'il vous plait ou comfirmer avec le QG. </w:t>
+        <w:t xml:space="preserve">- Attention ! Le nombre de jours que Moustapha sene a travaillés par mois semble être inférieur à 15. Veuillez, s'il vous plaît, confirmer cette information. </w:t>
         <w:br/>
-        <w:t xml:space="preserve">- Attention ! Le nombre de jours que Moustapha sene a travaillés par mois semble être inférieur à 15. Veuillez, s'il vous plaît, confirmer cette information. </w:t>
+        <w:t xml:space="preserve">- Nombre de mois exercé par Amy diouf dans l'emploi au cours des 12 derniers mois semble faible, veuillez corriger s'il vous plait ou comfirmer avec le QG. </w:t>
         <w:br/>
         <w:t xml:space="preserve">- Nombre de mois exercé par Maye diouf dans l'emploi au cours des 12 derniers mois semble faible, veuillez corriger s'il vous plait ou comfirmer avec le QG. Attention ! Le nombre de jours que Maye diouf a travaillés par mois semble être inférieur à 15. Veuillez, s'il vous plaît, confirmer cette information. Attention! le nombre d'heure que Maye diouf a travaillé par jour semble être inferieur à 4, veuillez s'il vous plait confirmer cette information avec le QG. </w:t>
         <w:br/>
@@ -2437,9 +2435,7 @@
         <w:rPr>
           <w:sz w:val="20"/>
         </w:rPr>
-        <w:t xml:space="preserve">- Le montant nominal devant être rembourser chaque mois de EL HADJI SENE sembe elevé pour le premier crédit autres qu'immobilier, veuillez revoir cette partie et corriger ou confirmer avec le QG. Le nombre d'échéances de remboursement restant de EL HADJI SENE ne peut être égal à 0 pour ce credit autres qu'immobilier en cours, veuillez revoir la question et corriger ou confirmer avec le QG. </w:t>
-        <w:br/>
-        <w:t xml:space="preserve">- Le nombre d'échéances de remboursement restant de Diarra sene ne peut être égal à 0 pour ce credit autres qu'immobilier en cours, veuillez revoir la question et corriger ou confirmer avec le QG. </w:t>
+        <w:t xml:space="preserve">- Le montant nominal devant être rembourser chaque mois de EL HADJI SENE sembe elevé pour le premier crédit autres qu'immobilier, veuillez revoir cette partie et corriger ou confirmer avec le QG. </w:t>
         <w:br/>
         <w:t>- Le nombre d'échéances de remboursement restant de Ndeye tening sene ne peut être égal à 0 pour ce credit autres qu'immobilier en cours, veuillez revoir la question et corriger ou confirmer avec le QG.  La   principale utilisation que Ndeye tening sene a fait de ce dernier crédit est besoin personnel et semble exister dans les modalités, prière de prendre attache avec le QG pour plus d'explication afin de la classer bien.</w:t>
       </w:r>
@@ -2462,7 +2458,7 @@
         <w:rPr>
           <w:sz w:val="20"/>
         </w:rPr>
-        <w:t>- La dernière fois que vous avez acheté Mâchoiron séchée (Kon) est autre menage et semble exister dans les modalités, prière de prendre attache avec le QG pour plus d'explication afin de la classer bien.  La dernière fois que vous avez acheté Soumbala (moutarde africaine) est autre menage et semble exister dans les modalités, prière de prendre attache avec le QG pour plus d'explication afin de la classer bien.  La dernière fois que vous avez acheté Tomate fraîche est autre menage et semble exister dans les modalités, prière de prendre attache avec le QG pour plus d'explication afin de la classer bien.  La dernière fois que vous avez acheté Viande de poulet entier est autre menage et semble exister dans les modalités, prière de prendre attache avec le QG pour plus d'explication afin de la classer bien. Attention ! Le prix unitaire d'achat (1000 Fcfa) de Capitaine frais en Tas (Moyen) est relativement élevé par rapport aux autres prix observés dans cette zone. Prière de corriger ou de confirmer avec le QG. Avertissement!! La quantité (5 litre) du produit Huile de soja  consommée  par le ménage semble très élevé, prière de corriger ou confirmer avec le QG. Attention ! Le prix unitaire d'achat (500 Fcfa) de Huile de soja  en Litre (taille unique) est relativement faible par rapport aux autres prix observés dans cette zone. Prière de corriger ou de confirmer avec le QG. Avertissement!!! Le ménage a consommé 12 Pièce Petit de Caramel, bonbons, confiseries, etc., cette quantité semble anormale pour une consommation des 7 derniers jours.Prière de corriger ou de confirmer avec le QG. Avertissement!!! Le ménage a consommé 36 Cube Grand de Cube alimentaire (Maggi, Jumbo, ), cette quantité semble anormale pour une consommation des 7 derniers jours.Prière de corriger ou de confirmer avec le QG. Avertissement!!! Le ménage a consommé 7 Paquet Petit de Thé en sachet, cette quantité semble anormale pour une consommation des 7 derniers jours.Prière de corriger ou de confirmer avec le QG. Avertissement!! le prix unitaire (125 Fcfa) de Thé en sachet (unité: Paquet) de taille Petit est très faible ou élevé. Prière de corriger ou de confirmer avec le QG. Avertissement!!! Le ménage a consommé 8 Pièce Petit de Poisson de mer séché (yayeboye), cette quantité semble anormale pour une consommation des 7 derniers jours.Prière de corriger ou de confirmer avec le QG.  La dernière fois que vous avez acheté Poisson de mer séché (yayeboye) est autre menage et semble exister dans les modalités, prière de prendre attache avec le QG pour plus d'explication afin de la classer bien. Avertissement!!!Le ménage a consommé 54 Boite de tomate/Pot de Tres petit de Riz importé parfumé  ce qui semble incoherent pour une consommation aucours des 7 derniers jours, prière de verifier et corriger. Difficile de consommer le Sel en Boite (Autre que la boite/pot de tomate) Moyen prière de verifier.</w:t>
+        <w:t>- La dernière fois que vous avez acheté Mâchoiron séchée (Kon) est autre menage et semble exister dans les modalités, prière de prendre attache avec le QG pour plus d'explication afin de la classer bien.  La dernière fois que vous avez acheté Soumbala (moutarde africaine) est autre menage et semble exister dans les modalités, prière de prendre attache avec le QG pour plus d'explication afin de la classer bien.  La dernière fois que vous avez acheté Tomate fraîche est autre menage et semble exister dans les modalités, prière de prendre attache avec le QG pour plus d'explication afin de la classer bien.  La dernière fois que vous avez acheté Viande de poulet entier est autre menage et semble exister dans les modalités, prière de prendre attache avec le QG pour plus d'explication afin de la classer bien. Attention ! Le prix unitaire d'achat (1000 Fcfa) de Capitaine frais en Tas (Moyen) est relativement élevé par rapport aux autres prix observés dans cette zone. Prière de corriger ou de confirmer avec le QG. Attention ! Le prix unitaire d'achat (700 Fcfa) de Sucre en poudre  en Kg (taille unique) est relativement élevé par rapport aux autres prix observés dans cette zone. Prière de corriger ou de confirmer avec le QG. Avertissement!! La quantité (5 litre) du produit Huile de soja  consommée  par le ménage semble très élevé, prière de corriger ou confirmer avec le QG. Attention ! Le prix unitaire d'achat (5500 Fcfa) de Huile de soja  en Litre (taille unique) est relativement élevé par rapport aux autres prix observés dans cette zone. Prière de corriger ou de confirmer avec le QG. Avertissement!!! Le ménage a consommé 12 Pièce Petit de Caramel, bonbons, confiseries, etc., cette quantité semble anormale pour une consommation des 7 derniers jours.Prière de corriger ou de confirmer avec le QG. Avertissement!!! Le ménage a consommé 36 Cube Moyen de Cube alimentaire (Maggi, Jumbo, ), cette quantité semble anormale pour une consommation des 7 derniers jours.Prière de corriger ou de confirmer avec le QG. Avertissement!!! Le ménage a consommé 7 Paquet Petit de Thé en sachet, cette quantité semble anormale pour une consommation des 7 derniers jours.Prière de corriger ou de confirmer avec le QG. Avertissement!! le prix unitaire (125 Fcfa) de Thé en sachet (unité: Paquet) de taille Petit est très faible ou élevé. Prière de corriger ou de confirmer avec le QG. Avertissement!!! Le ménage a consommé 8 Pièce Petit de Poisson de mer séché (yayeboye), cette quantité semble anormale pour une consommation des 7 derniers jours.Prière de corriger ou de confirmer avec le QG.  La dernière fois que vous avez acheté Poisson de mer séché (yayeboye) est autre menage et semble exister dans les modalités, prière de prendre attache avec le QG pour plus d'explication afin de la classer bien. Avertissement!!!Le ménage a consommé 54 Boite de tomate/Pot de Tres petit de Riz importé parfumé  ce qui semble incoherent pour une consommation aucours des 7 derniers jours, prière de verifier et corriger. Difficile de consommer le Sel en Boite (Autre que la boite/pot de tomate) Moyen prière de verifier.</w:t>
       </w:r>
     </w:p>
     <w:p>
@@ -2522,7 +2518,7 @@
           <w:color w:val="4672C4"/>
           <w:sz w:val="22"/>
         </w:rPr>
-        <w:t>&gt;&gt; Section10b - caracteristiques entreprise non agricole</w:t>
+        <w:t>&gt;&gt; Section11 - Caracteristiques logement</w:t>
       </w:r>
     </w:p>
     <w:p>
@@ -2533,7 +2529,7 @@
         <w:rPr>
           <w:sz w:val="20"/>
         </w:rPr>
-        <w:t>- L'entreprise fabricqtion de beignet est généralement une entreprise commerciale ou de service dont elle ne depense pas en achat de matières premières.Elle ne transforme pas de produit donc ne peut pas obtenir un montant sur la vente des produits transformés (10.48 ou 10.49). Prière de mettre 0 pour ces questions si elles ne font pas de transformation.</w:t>
+        <w:t>- Avertissement!! Le temps mis (en minutes) pour se rendre à la principale source d'approvisionnement en eau de boisson semble très élevé, prière de corriger ou confirmer avec le QG.  Le moyen que le ménage utilise pour se débarrasser des excréments hors de la concession est n’a jamais vider et semble exister dans les modalités, prière de prendre attache avec le QG pour plus d'explication afin de la classer bien.</w:t>
       </w:r>
     </w:p>
     <w:p>
@@ -2543,7 +2539,7 @@
           <w:color w:val="4672C4"/>
           <w:sz w:val="22"/>
         </w:rPr>
-        <w:t>&gt;&gt; Section11 - Caracteristiques logement</w:t>
+        <w:t>&gt;&gt; Section12 - Actifs du menage</w:t>
       </w:r>
     </w:p>
     <w:p>
@@ -2554,30 +2550,7 @@
         <w:rPr>
           <w:sz w:val="20"/>
         </w:rPr>
-        <w:t>- Avertissement!! Le temps mis (en minutes) pour se rendre à la principale source d'approvisionnement en eau de boisson semble très élevé, prière de corriger ou confirmer avec le QG.  Le moyen que le ménage utilise pour se débarrasser des excréments hors de la concession est n’a jamais vider et semble exister dans les modalités, prière de prendre attache avec le QG pour plus d'explication afin de la classer bien.</w:t>
-      </w:r>
-    </w:p>
-    <w:p>
-      <w:r>
-        <w:rPr>
-          <w:b/>
-          <w:color w:val="4672C4"/>
-          <w:sz w:val="22"/>
-        </w:rPr>
-        <w:t>&gt;&gt; Section12 - Actifs du menage</w:t>
-      </w:r>
-    </w:p>
-    <w:p>
-      <w:pPr>
-        <w:ind w:left="283"/>
-      </w:pPr>
-      <w:r>
-        <w:rPr>
-          <w:sz w:val="20"/>
-        </w:rPr>
-        <w:t xml:space="preserve">- Attention ! Armoires et autres meubles a été revendu à 250000 Fcfa qui est relativement élevé par rapport aux autres prix de revente observés dans cette zone. Prière de corriger ou de confirmer avec le QG. </w:t>
-        <w:br/>
-        <w:t>- Attention ! Lit a été revendu à 250000 Fcfa qui est relativement élevé par rapport aux autres prix de revente observés dans cette zone. Prière de corriger ou de confirmer avec le QG.</w:t>
+        <w:t>- Attention ! Armoires et autres meubles a été revendu à 250000 Fcfa qui est relativement élevé par rapport aux autres prix de revente observés dans cette zone. Prière de corriger ou de confirmer avec le QG.</w:t>
       </w:r>
     </w:p>
     <w:p>
@@ -2604,7 +2577,7 @@
         <w:br/>
         <w:t xml:space="preserve">- Avertissement!! Le champs a comme nom (champ bine souka 1) qui ne semble pas être un bon nom ou contient des lettres, prière de mettre le vrai nom du champs. La superficie de la parcelle parcelle champ biffinde selon les mesures GPS est de 5108.35 hectare qui semble élevé ou faible, prière de corriger. Le document légal (titre, acte, certificat etc. ) qui affirme votre possession de la parcelle parcelle champ biffinde est  et semble exister dans les modalités, prière de prendre attache avec le QG pour plus d'explication afin de la classer bien. </w:t>
         <w:br/>
-        <w:t xml:space="preserve">- Avertissement!! Le champs a comme nom (champ bine souka 1) qui ne semble pas être un bon nom ou contient des lettres, prière de mettre le vrai nom du champs. La superficie de la parcelle parcelle champ peterel selon l'exploitant est de 1 Mètre Carré (m^2) qui semble faible ou l'estimation ne semble pas bonne. Prière de corriger. La superficie de la parcelle parcelle champ peterel selon les mesures GPS est de 11035 hectare qui semble élevé ou faible, prière de corriger. Le document légal (titre, acte, certificat etc. ) qui affirme votre possession de la parcelle parcelle champ peterel est  et semble exister dans les modalités, prière de prendre attache avec le QG pour plus d'explication afin de la classer bien. </w:t>
+        <w:t xml:space="preserve">- Avertissement!! Le champs a comme nom (champ bine souka 1) qui ne semble pas être un bon nom ou contient des lettres, prière de mettre le vrai nom du champs. La superficie de la parcelle parcelle champ peterel selon les mesures GPS est de 11035 hectare qui semble élevé ou faible, prière de corriger. Le document légal (titre, acte, certificat etc. ) qui affirme votre possession de la parcelle parcelle champ peterel est  et semble exister dans les modalités, prière de prendre attache avec le QG pour plus d'explication afin de la classer bien. </w:t>
         <w:br/>
         <w:t>- Avertissement!! Le champs a comme nom (champ bine souka 1) qui ne semble pas être un bon nom ou contient des lettres, prière de mettre le vrai nom du champs. La superficie de la parcelle parcelle thoiob belle selon les mesures GPS est de 12202.48 hectare qui semble élevé ou faible, prière de corriger. Le document légal (titre, acte, certificat etc. ) qui affirme votre possession de la parcelle parcelle thoiob belle est  et semble exister dans les modalités, prière de prendre attache avec le QG pour plus d'explication afin de la classer bien.</w:t>
       </w:r>
@@ -2629,8 +2602,6 @@
         </w:rPr>
         <w:t xml:space="preserve">- La quantité estimée en Kg est incorrecte (Exemple : si le ménage a eu 10 sacs de 100kg = 10*100=1000kg), prière de corriger merci. </w:t>
         <w:br/>
-        <w:t xml:space="preserve">- La quantité estimée en Kg est incorrecte (Exemple : si le ménage a eu 10 sacs de 100kg = 10*100=1000kg), prière de corriger merci. </w:t>
-        <w:br/>
         <w:t>- La quantité estimée en Kg est incorrecte (Exemple : si le ménage a eu 10 sacs de 100kg = 10*100=1000kg), prière de corriger merci.</w:t>
       </w:r>
     </w:p>
@@ -2654,11 +2625,7 @@
         </w:rPr>
         <w:t xml:space="preserve">- || </w:t>
         <w:br/>
-        <w:t xml:space="preserve">- </w:t>
-        <w:br/>
-        <w:t xml:space="preserve">- La quantité de s16dq05a estimée en Kg est incohérente avec la prise dans la question s16dq05c, prière de bien estimer et mettre la valeur exacte. </w:t>
-        <w:br/>
-        <w:t>- La quantité de s16dq05a estimée en Kg est incohérente avec la prise dans la question s16dq05c, prière de bien estimer et mettre la valeur exacte.</w:t>
+        <w:t>-  ||</w:t>
       </w:r>
     </w:p>
     <w:p>
@@ -3046,11 +3013,7 @@
         </w:rPr>
         <w:t xml:space="preserve">- Avertissement! Veuillez renseigner par oui ou non toutes les modalités de la question s01q47. </w:t>
         <w:br/>
-        <w:t xml:space="preserve">-  Avertissement!!!  bouya diouf  possède un téléphone android mais dit n'avoir pas accès à l'internet, prière de confirmer cette information avec le QG ou la corriger. Incoherence! bouya diouf dispose d'un téléphone portable à s01q39, donc la raison évoquée ne peut pas être (ne dispose pas d'appareil). </w:t>
-        <w:br/>
-        <w:t xml:space="preserve">-  Avertissement!!!  serigne mansour diouf  ne possède pas le téléphone android, n'utilise régulièrement pas un téléphone appartenant à une autre personne mais a accès à l'internet, merci de confirmer cette information avec le QG.  Avertissement! Veuillez renseigner par oui ou non toutes les modalités de la question s01q47. </w:t>
-        <w:br/>
-        <w:t>- Prière de renseigner le sexe ou le lien de parenté de  Faty ka  merci. Les données sur les niveaux d'études, les fonctions et les caracteristiques sociodemographiques du père biologique de Faty ka manquent. Veuillez les renseigner. Les données sur les niveaux d'études, les fonctions et les caracteristiques sociodemographiques de la mère biologique de  Faty ka  manquent.</w:t>
+        <w:t>-  Avertissement!!!  serigne mansour diouf  ne possède pas le téléphone android, n'utilise régulièrement pas un téléphone appartenant à une autre personne mais a accès à l'internet, merci de confirmer cette information avec le QG.  Avertissement! Veuillez renseigner par oui ou non toutes les modalités de la question s01q47.</w:t>
       </w:r>
     </w:p>
     <w:p>
@@ -3095,7 +3058,7 @@
           <w:color w:val="4672C4"/>
           <w:sz w:val="22"/>
         </w:rPr>
-        <w:t>&gt;&gt; Section3 - Sante</w:t>
+        <w:t>&gt;&gt; Section4b - Emploi - Activite principale</w:t>
       </w:r>
     </w:p>
     <w:p>
@@ -3106,28 +3069,7 @@
         <w:rPr>
           <w:sz w:val="20"/>
         </w:rPr>
-        <w:t>- La section n'est pas renseignée pour Faty ka, prière de la renseigner.</w:t>
-      </w:r>
-    </w:p>
-    <w:p>
-      <w:r>
-        <w:rPr>
-          <w:b/>
-          <w:color w:val="4672C4"/>
-          <w:sz w:val="22"/>
-        </w:rPr>
-        <w:t>&gt;&gt; Section4b - Emploi - Activite principale</w:t>
-      </w:r>
-    </w:p>
-    <w:p>
-      <w:pPr>
-        <w:ind w:left="283"/>
-      </w:pPr>
-      <w:r>
-        <w:rPr>
-          <w:sz w:val="20"/>
-        </w:rPr>
-        <w:t xml:space="preserve">- Nombre de mois exercé par Ndiath faye dans l'emploi au cours des 12 derniers mois semble faible, veuillez corriger s'il vous plait ou comfirmer avec le QG. </w:t>
+        <w:t xml:space="preserve">- AvertissementNdiath faye  travaille mais les questions relatives à son emploi principal ne sont pas renseignées à 100%, prière de les renseigner. Nombre de mois exercé par Ndiath faye dans l'emploi au cours des 12 derniers mois semble faible, veuillez corriger s'il vous plait ou comfirmer avec le QG. </w:t>
         <w:br/>
         <w:t xml:space="preserve">- Nombre de mois exercé par aliou diouf dans l'emploi au cours des 12 derniers mois semble faible, veuillez corriger s'il vous plait ou comfirmer avec le QG. </w:t>
         <w:br/>
@@ -3202,7 +3144,7 @@
         <w:rPr>
           <w:sz w:val="20"/>
         </w:rPr>
-        <w:t>- La dernière fois que vous avez acheté Eau minérale/filtrée en sachet est école et semble exister dans les modalités, prière de prendre attache avec le QG pour plus d'explication afin de la classer bien.  La dernière fois que vous avez acheté Mâchoiron séchée (Kon) est autre menage et semble exister dans les modalités, prière de prendre attache avec le QG pour plus d'explication afin de la classer bien.  La dernière fois que vous avez acheté Soumbala (moutarde africaine) est autre menage et semble exister dans les modalités, prière de prendre attache avec le QG pour plus d'explication afin de la classer bien.  La dernière fois que vous avez acheté Tomate fraîche est autre menage et semble exister dans les modalités, prière de prendre attache avec le QG pour plus d'explication afin de la classer bien. Avertissement!!! Le ménage a consommé 0.12 Kg taille unique de Lait en poudre, cette quantité semble anormale pour une consommation des 7 derniers jours. prière de corriger ou de confirmer avec le QG. Avertissement!!! Le ménage a consommé 14 Paquet Petit de Caramel, bonbons, confiseries, etc., cette quantité semble anormale pour une consommation des 7 derniers jours.Prière de corriger ou de confirmer avec le QG. Avertissement!!! Le ménage a consommé 7 Paquet Petit de Thé en sachet, cette quantité semble anormale pour une consommation des 7 derniers jours.Prière de corriger ou de confirmer avec le QG. Avertissement!! le prix unitaire (125 Fcfa) de Thé en sachet (unité: Paquet) de taille Petit est très faible ou élevé. Prière de corriger ou de confirmer avec le QG. Incohérence!! Dans ce ménage, chaque individus consomme par jour 17.28088 Kg  de cereale; Prière de revoir les quantités prises de ces produits.</w:t>
+        <w:t>- La dernière fois que vous avez acheté Eau minérale/filtrée en sachet est école et semble exister dans les modalités, prière de prendre attache avec le QG pour plus d'explication afin de la classer bien.  La dernière fois que vous avez acheté Mâchoiron séchée (Kon) est autre menage et semble exister dans les modalités, prière de prendre attache avec le QG pour plus d'explication afin de la classer bien.  La dernière fois que vous avez acheté Soumbala (moutarde africaine) est autre menage et semble exister dans les modalités, prière de prendre attache avec le QG pour plus d'explication afin de la classer bien.  La dernière fois que vous avez acheté Tomate fraîche est autre menage et semble exister dans les modalités, prière de prendre attache avec le QG pour plus d'explication afin de la classer bien. Attention ! Le prix unitaire d'achat (700 Fcfa) de Sucre en poudre  en Kg (taille unique) est relativement élevé par rapport aux autres prix observés dans cette zone. Prière de corriger ou de confirmer avec le QG. Avertissement!!! Le ménage a consommé 0.12 Kg taille unique de Lait en poudre, cette quantité semble anormale pour une consommation des 7 derniers jours. prière de corriger ou de confirmer avec le QG. Avertissement!!! Le ménage a consommé 14 Paquet Petit de Caramel, bonbons, confiseries, etc., cette quantité semble anormale pour une consommation des 7 derniers jours.Prière de corriger ou de confirmer avec le QG. Avertissement!!! Le ménage a consommé 7 Paquet Petit de Thé en sachet, cette quantité semble anormale pour une consommation des 7 derniers jours.Prière de corriger ou de confirmer avec le QG. Avertissement!! le prix unitaire (125 Fcfa) de Thé en sachet (unité: Paquet) de taille Petit est très faible ou élevé. Prière de corriger ou de confirmer avec le QG. Incohérence!! Dans ce ménage, chaque individus consomme par jour 30.54857 Kg  de cereale; Prière de revoir les quantités prises de ces produits.</w:t>
       </w:r>
     </w:p>
     <w:p>
@@ -3296,7 +3238,7 @@
           <w:color w:val="4672C4"/>
           <w:sz w:val="22"/>
         </w:rPr>
-        <w:t>&gt;&gt; Section10b - caracteristiques entreprise non agricole</w:t>
+        <w:t>&gt;&gt; Section11 - Caracteristiques logement</w:t>
       </w:r>
     </w:p>
     <w:p>
@@ -3307,49 +3249,7 @@
         <w:rPr>
           <w:sz w:val="20"/>
         </w:rPr>
-        <w:t>- Le montant dépensé de L'entreprise vente de poisson pour l'achat de ces marchandises revendues en état, sans transformation ne peut être supérieur aux montants obtenus sur la revente de marchandises achetées et revendues en état au cours des 30 derniers jours ou durant le dernier mois où l'entreprise a fonctionné (s10q47 &gt; s10q46), prière de corriger.</w:t>
-      </w:r>
-    </w:p>
-    <w:p>
-      <w:r>
-        <w:rPr>
-          <w:b/>
-          <w:color w:val="4672C4"/>
-          <w:sz w:val="22"/>
-        </w:rPr>
-        <w:t>&gt;&gt; Section11 - Caracteristiques logement</w:t>
-      </w:r>
-    </w:p>
-    <w:p>
-      <w:pPr>
-        <w:ind w:left="283"/>
-      </w:pPr>
-      <w:r>
-        <w:rPr>
-          <w:sz w:val="20"/>
-        </w:rPr>
         <w:t>- Le montant (FCFA) du loyer mensuel payé pour un logement comme le votre dans ce village/quartier est trop élevé, Veuillez s'il vous plaît corriger cette information.  Le moyen que le ménage utilise pour se débarrasser des excréments hors de la concession est pas encore et semble exister dans les modalités, prière de prendre attache avec le QG pour plus d'explication afin de la classer bien.</w:t>
-      </w:r>
-    </w:p>
-    <w:p>
-      <w:r>
-        <w:rPr>
-          <w:b/>
-          <w:color w:val="4672C4"/>
-          <w:sz w:val="22"/>
-        </w:rPr>
-        <w:t>&gt;&gt; Section12 - Actifs du menage</w:t>
-      </w:r>
-    </w:p>
-    <w:p>
-      <w:pPr>
-        <w:ind w:left="283"/>
-      </w:pPr>
-      <w:r>
-        <w:rPr>
-          <w:sz w:val="20"/>
-        </w:rPr>
-        <w:t>- Attention ! Armoires et autres meubles a été revendu à 200000 Fcfa qui est relativement élevé par rapport aux autres prix de revente observés dans cette zone. Prière de corriger ou de confirmer avec le QG.</w:t>
       </w:r>
     </w:p>
     <w:p>
@@ -3432,13 +3332,7 @@
         <w:br/>
         <w:t xml:space="preserve">- </w:t>
         <w:br/>
-        <w:t xml:space="preserve">- La somme des quantités consommées, des quantités offertes et  des quantités vendus (s16dq02a s16dq03a s16dq05a s16dq13a) depasse la quantité totale que le ménage a eu après la recolte (s16cq16a), prière de corriger. La quantité de s16dq05a estimée en Kg est incohérente avec la prise dans la question s16dq05c, prière de bien estimer et mettre la valeur exacte. </w:t>
-        <w:br/>
-        <w:t xml:space="preserve">- La somme des quantités consommées, des quantités offertes et  des quantités vendus (s16dq02a s16dq03a s16dq05a s16dq13a) depasse la quantité totale que le ménage a eu après la recolte (s16cq16a), prière de corriger. La quantité de s16dq05a estimée en Kg est incohérente avec la prise dans la question s16dq05c, prière de bien estimer et mettre la valeur exacte. </w:t>
-        <w:br/>
-        <w:t xml:space="preserve">- La somme des quantités consommées, des quantités offertes et  des quantités vendus (s16dq02a s16dq03a s16dq05a s16dq13a) depasse la quantité totale que le ménage a eu après la recolte (s16cq16a), prière de corriger. La quantité de s16dq05a estimée en Kg est incohérente avec la prise dans la question s16dq05c, prière de bien estimer et mettre la valeur exacte. </w:t>
-        <w:br/>
-        <w:t>- La somme des quantités consommées, des quantités offertes et  des quantités vendus (s16dq02a s16dq03a s16dq05a s16dq13a) depasse la quantité totale que le ménage a eu après la recolte (s16cq16a), prière de corriger. La quantité de s16dq05a estimée en Kg est incohérente avec la prise dans la question s16dq05c, prière de bien estimer et mettre la valeur exacte.</w:t>
+        <w:t>-  ||</w:t>
       </w:r>
     </w:p>
     <w:p>
@@ -3460,6 +3354,8 @@
           <w:sz w:val="20"/>
         </w:rPr>
         <w:t xml:space="preserve">- Attention ! Faucheuse a été achété à 750 Fcfa est relativement faible par rapport aux autres prix d'achat observés dans cette zone. Prière de corriger ou de confirmer avec le QG. </w:t>
+        <w:br/>
+        <w:t xml:space="preserve">- Attention ! Herse a été revendu à 1500 Fcfa qui est relativement élevé par rapport aux autres prix de revente observés dans cette zone. Prière de corriger ou de confirmer avec le QG. </w:t>
         <w:br/>
         <w:t xml:space="preserve">- Avertissement!! Le prix d'achat (15000 FCFA) de Semoir est inférieur aux prix de revente (100000 FCFA), prière de verifier et corriger ou confirmer l'information avec le QG. </w:t>
         <w:br/>
@@ -3903,7 +3799,7 @@
         <w:rPr>
           <w:sz w:val="20"/>
         </w:rPr>
-        <w:t>- La dernière fois que vous avez acheté Aubergine   est Domicile et semble exister dans les modalités, prière de prendre attache avec le QG pour plus d'explication afin de la classer bien.  La dernière fois que vous avez acheté Aubergine sauvage  est Domicile et semble exister dans les modalités, prière de prendre attache avec le QG pour plus d'explication afin de la classer bien.  La dernière fois que vous avez acheté Carotte est Domicile et semble exister dans les modalités, prière de prendre attache avec le QG pour plus d'explication afin de la classer bien.  La dernière fois que vous avez acheté Choux est Domicile et semble exister dans les modalités, prière de prendre attache avec le QG pour plus d'explication afin de la classer bien.  La dernière fois que vous avez acheté Escargots est Domicile et semble exister dans les modalités, prière de prendre attache avec le QG pour plus d'explication afin de la classer bien.  La dernière fois que vous avez acheté Huile de soja  est Domicile et semble exister dans les modalités, prière de prendre attache avec le QG pour plus d'explication afin de la classer bien.  La dernière fois que vous avez acheté Jus de fruits type 1 (orange, ananas, bissap, gingembre, jus de cajou, etc.) est Domicile et semble exister dans les modalités, prière de prendre attache avec le QG pour plus d'explication afin de la classer bien.  La dernière fois que vous avez acheté Manioc en tubercules est Domicile et semble exister dans les modalités, prière de prendre attache avec le QG pour plus d'explication afin de la classer bien.  La dernière fois que vous avez acheté Patate douce est Domicile et semble exister dans les modalités, prière de prendre attache avec le QG pour plus d'explication afin de la classer bien.  La dernière fois que vous avez acheté Soumbala (moutarde africaine) est Domicile et semble exister dans les modalités, prière de prendre attache avec le QG pour plus d'explication afin de la classer bien.  La dernière fois que vous avez acheté Tomate fraîche est Domicile et semble exister dans les modalités, prière de prendre attache avec le QG pour plus d'explication afin de la classer bien. Avertissement!!! Le ménage a consommé 0.16 Kg taille unique de Farine de blé locale ou importée, cette quantité semble anormale pour une consommation des 7 derniers jours. prière de corriger ou de confirmer avec le QG. Incohérence!! Dans ce ménage, chaque individus consomme par jour 32.47265 Kg  de cereale; Prière de revoir les quantités prises de ces produits. Le prix d'achat unitaire (1250 Fcfa) de Farine de blé locale ou importée en Kg de taille taille unique semble élevé, prière de regarder les reponses prises dans les questions s07bq07a s07bq07b s07bq07c s07bq08 pour mieux corriger. Avertissement!!! Le ménage a consommé 0.24 Kg taille unique de Sucre en poudre , cette quantité semble anormale pour une consommation des 7 derniers jours. prière de corriger ou de confirmer avec le QG. Incohérence!! Dans ce ménage, chaque individus consomme par jour 32.47265 Kg  de cereale; Prière de revoir les quantités prises de ces produits. Incohérence!! Dans ce ménage, chaque individus consomme par jour 32.47265 Kg  de cereale; Prière de revoir les quantités prises de ces produits.</w:t>
+        <w:t>- La dernière fois que vous avez acheté Aubergine   est Domicile et semble exister dans les modalités, prière de prendre attache avec le QG pour plus d'explication afin de la classer bien.  La dernière fois que vous avez acheté Aubergine sauvage  est Domicile et semble exister dans les modalités, prière de prendre attache avec le QG pour plus d'explication afin de la classer bien.  La dernière fois que vous avez acheté Carotte est Domicile et semble exister dans les modalités, prière de prendre attache avec le QG pour plus d'explication afin de la classer bien.  La dernière fois que vous avez acheté Choux est Domicile et semble exister dans les modalités, prière de prendre attache avec le QG pour plus d'explication afin de la classer bien.  La dernière fois que vous avez acheté Escargots est Domicile et semble exister dans les modalités, prière de prendre attache avec le QG pour plus d'explication afin de la classer bien.  La dernière fois que vous avez acheté Huile de soja  est Domicile et semble exister dans les modalités, prière de prendre attache avec le QG pour plus d'explication afin de la classer bien.  La dernière fois que vous avez acheté Jus de fruits type 1 (orange, ananas, bissap, gingembre, jus de cajou, etc.) est Domicile et semble exister dans les modalités, prière de prendre attache avec le QG pour plus d'explication afin de la classer bien.  La dernière fois que vous avez acheté Manioc en tubercules est Domicile et semble exister dans les modalités, prière de prendre attache avec le QG pour plus d'explication afin de la classer bien.  La dernière fois que vous avez acheté Patate douce est Domicile et semble exister dans les modalités, prière de prendre attache avec le QG pour plus d'explication afin de la classer bien.  La dernière fois que vous avez acheté Soumbala (moutarde africaine) est Domicile et semble exister dans les modalités, prière de prendre attache avec le QG pour plus d'explication afin de la classer bien.  La dernière fois que vous avez acheté Tomate fraîche est Domicile et semble exister dans les modalités, prière de prendre attache avec le QG pour plus d'explication afin de la classer bien. Avertissement!!! Le ménage a consommé 0.16 Kg taille unique de Farine de blé locale ou importée, cette quantité semble anormale pour une consommation des 7 derniers jours. prière de corriger ou de confirmer avec le QG. Incohérence!! Dans ce ménage, chaque individus consomme par jour 61.56184 Kg  de cereale; Prière de revoir les quantités prises de ces produits. Le prix d'achat unitaire (1250 Fcfa) de Farine de blé locale ou importée en Kg de taille taille unique semble élevé, prière de regarder les reponses prises dans les questions s07bq07a s07bq07b s07bq07c s07bq08 pour mieux corriger. Incohérence!! Dans ce ménage, chaque individus consomme par jour 61.56184 Kg  de cereale; Prière de revoir les quantités prises de ces produits. Incohérence!! Dans ce ménage, chaque individus consomme par jour 61.56184 Kg  de cereale; Prière de revoir les quantités prises de ces produits.</w:t>
       </w:r>
     </w:p>
     <w:p>
@@ -3924,7 +3820,7 @@
         <w:rPr>
           <w:sz w:val="20"/>
         </w:rPr>
-        <w:t xml:space="preserve">- La dernière fois que vous avez acheté Bois de chauffe ramassé/coupé (estimer la valeur) est Jamais et semble exister dans les modalités, prière de prendre attache avec le QG pour plus d'explication afin de la classer bien. </w:t>
+        <w:t xml:space="preserve">- La dernière fois que vous avez acheté Bois de chauffe ramassé/coupé (estimer la valeur) est Forêt et semble exister dans les modalités, prière de prendre attache avec le QG pour plus d'explication afin de la classer bien. </w:t>
         <w:br/>
         <w:t>-  La dernière fois que vous avez acheté Frais de mouture des céréales est MOULIN et semble exister dans les modalités, prière de prendre attache avec le QG pour plus d'explication afin de la classer bien.</w:t>
       </w:r>
@@ -4448,7 +4344,7 @@
         </w:rPr>
         <w:t xml:space="preserve">- Peu probable! Diokel dione  n'arrive pas  à comprendre un petit texte lu dans une langue locale (s02q03). Veuillez corriger ou donner des explications au QG. Peu probable! Diokel dione  ne sait ni lire, ni écrire, ni comprendre dans aucune des langues  (s02q01,s02q02,s02q03). Veuillez corriger ou donner des explications au QG. </w:t>
         <w:br/>
-        <w:t xml:space="preserve">- Peu probable! Gnilane dione  n'arrive pas  à comprendre un petit texte lu dans une langue locale (s02q03). Veuillez corriger ou donner des explications au QG. Attention ! Le frais de scolarité (2000 Fcfa) de Gnilane dione en 1ére année de Secondaire 1 (Moyen) Général est relativement élevé par rapport aux autres frais de scolarités observés dans cette zone. Prière de corriger ou de confirmer avec le QG. </w:t>
+        <w:t xml:space="preserve">- Peu probable! Gnilane dione  n'arrive pas  à comprendre un petit texte lu dans une langue locale (s02q03). Veuillez corriger ou donner des explications au QG. </w:t>
         <w:br/>
         <w:t xml:space="preserve">- Peu probable! Hamad dione  n'arrive pas  à comprendre un petit texte lu dans une langue locale (s02q03). Veuillez corriger ou donner des explications au QG. </w:t>
         <w:br/>
@@ -4500,9 +4396,7 @@
         <w:rPr>
           <w:sz w:val="20"/>
         </w:rPr>
-        <w:t xml:space="preserve">- AvertissementDiokel dione  travaille mais les questions relatives à son emploi principal ne sont pas renseignées à 100%, prière de les renseigner. </w:t>
-        <w:br/>
-        <w:t xml:space="preserve">-  AvertissementHamad dione  travaille mais les questions relatives à son emploi principal ne sont pas renseignées à 100%, prière de les renseigner. Nombre de mois exercé par Hamad dione dans l'emploi au cours des 12 derniers mois semble faible, veuillez corriger s'il vous plait ou comfirmer avec le QG. </w:t>
+        <w:t xml:space="preserve">- Nombre de mois exercé par Hamad dione dans l'emploi au cours des 12 derniers mois semble faible, veuillez corriger s'il vous plait ou comfirmer avec le QG. </w:t>
         <w:br/>
         <w:t>- Nombre de mois exercé par Ndeye codou dans l'emploi au cours des 12 derniers mois semble faible, veuillez corriger s'il vous plait ou comfirmer avec le QG. Attention ! Le nombre de jours que Ndeye codou a travaillés par mois semble être inférieur à 15. Veuillez, s'il vous plaît, confirmer cette information.</w:t>
       </w:r>
@@ -4567,7 +4461,7 @@
         <w:rPr>
           <w:sz w:val="20"/>
         </w:rPr>
-        <w:t>- La dernière fois que vous avez acheté Eau minérale/filtrée en sachet est école et semble exister dans les modalités, prière de prendre attache avec le QG pour plus d'explication afin de la classer bien.  La dernière fois que vous avez acheté Mâchoiron séchée (Kon) est autre menage et semble exister dans les modalités, prière de prendre attache avec le QG pour plus d'explication afin de la classer bien.  La dernière fois que vous avez acheté Silure séché est autre menage et semble exister dans les modalités, prière de prendre attache avec le QG pour plus d'explication afin de la classer bien.  La dernière fois que vous avez acheté Soumbala (moutarde africaine) est autre menage et semble exister dans les modalités, prière de prendre attache avec le QG pour plus d'explication afin de la classer bien.  La dernière fois que vous avez acheté Tomate fraîche est autre menage et semble exister dans les modalités, prière de prendre attache avec le QG pour plus d'explication afin de la classer bien. Attention ! Le prix unitaire d'achat (125 Fcfa) de Café moulu en Sachets industriel (Grand) est relativement faible par rapport aux autres prix observés dans cette zone. Prière de corriger ou de confirmer avec le QG. Avertissement!!! Le ménage a consommé 3 Carton Petit de Chocolat en tablettes à croquer. Difficile de consommer ce produit avec cette unité. Prière de verifier et corriger. Avertissement!!! Le ménage a consommé 6 Carton Petit de Jus de fruits type 2 (Tampico, Pressea,etc.). Difficile de consommer ce produit avec cette unité. Prière de verifier et corriger. Avertissement!!! Le ménage a consommé 7 Paquet Petit de Thé en sachet, cette quantité semble anormale pour une consommation des 7 derniers jours.Prière de corriger ou de confirmer avec le QG. Avertissement!! le prix unitaire (100 Fcfa) de Thé en sachet (unité: Paquet) de taille Petit est très faible ou élevé. Prière de corriger ou de confirmer avec le QG. Incohérence!! Dans ce ménage, chaque individus consomme par jour 30.33429 Kg  de cereale; Prière de revoir les quantités prises de ces produits.</w:t>
+        <w:t>- La dernière fois que vous avez acheté Eau minérale/filtrée en sachet est école et semble exister dans les modalités, prière de prendre attache avec le QG pour plus d'explication afin de la classer bien.  La dernière fois que vous avez acheté Mâchoiron séchée (Kon) est autre menage et semble exister dans les modalités, prière de prendre attache avec le QG pour plus d'explication afin de la classer bien.  La dernière fois que vous avez acheté Silure séché est autre menage et semble exister dans les modalités, prière de prendre attache avec le QG pour plus d'explication afin de la classer bien.  La dernière fois que vous avez acheté Soumbala (moutarde africaine) est autre menage et semble exister dans les modalités, prière de prendre attache avec le QG pour plus d'explication afin de la classer bien.  La dernière fois que vous avez acheté Tomate fraîche est autre menage et semble exister dans les modalités, prière de prendre attache avec le QG pour plus d'explication afin de la classer bien. Attention ! Le prix unitaire d'achat (125 Fcfa) de Café moulu en Sachets industriel (Grand) est relativement faible par rapport aux autres prix observés dans cette zone. Prière de corriger ou de confirmer avec le QG. Avertissement!!! Le ménage a consommé 3 Carton Petit de Chocolat en tablettes à croquer. Difficile de consommer ce produit avec cette unité. Prière de verifier et corriger. Avertissement!!! Le ménage a consommé 6 Carton Petit de Jus de fruits type 2 (Tampico, Pressea,etc.). Difficile de consommer ce produit avec cette unité. Prière de verifier et corriger. Avertissement!!! Le ménage a consommé 7 Paquet Petit de Thé en sachet, cette quantité semble anormale pour une consommation des 7 derniers jours.Prière de corriger ou de confirmer avec le QG. Avertissement!! le prix unitaire (100 Fcfa) de Thé en sachet (unité: Paquet) de taille Petit est très faible ou élevé. Prière de corriger ou de confirmer avec le QG. Incohérence!! Dans ce ménage, chaque individus consomme par jour 49.1975 Kg  de cereale; Prière de revoir les quantités prises de ces produits.</w:t>
       </w:r>
     </w:p>
     <w:p>
@@ -4743,8 +4637,6 @@
         <w:rPr>
           <w:sz w:val="20"/>
         </w:rPr>
-        <w:t xml:space="preserve">- Quantité totale de [INTRANT] utilisée trop élevé, veuillez vérifier. </w:t>
-        <w:br/>
         <w:t>- Quantité totale de [INTRANT] utilisée trop élevé, veuillez vérifier. Quantité totale de [INTRANT] reçue sous forme de cadeau ou de don trop élevée, veuillez vérifier.</w:t>
       </w:r>
     </w:p>
@@ -4766,9 +4658,28 @@
         <w:rPr>
           <w:sz w:val="20"/>
         </w:rPr>
-        <w:t xml:space="preserve">- La quantité dejà recoltée pour la presente campagne ne doit pas contenir une valeur 9999 et semble élevé, merci de revoir la question s16cq16a. </w:t>
-        <w:br/>
         <w:t>- La quantité estimée en Kg est incorrecte (Exemple : si le ménage a eu 10 sacs de 100kg = 10*100=1000kg), prière de corriger merci.</w:t>
+      </w:r>
+    </w:p>
+    <w:p>
+      <w:r>
+        <w:rPr>
+          <w:b/>
+          <w:color w:val="4672C4"/>
+          <w:sz w:val="22"/>
+        </w:rPr>
+        <w:t>&gt;&gt; Section16d - Utilisation de la production</w:t>
+      </w:r>
+    </w:p>
+    <w:p>
+      <w:pPr>
+        <w:ind w:left="283"/>
+      </w:pPr>
+      <w:r>
+        <w:rPr>
+          <w:sz w:val="20"/>
+        </w:rPr>
+        <w:t>- ||</w:t>
       </w:r>
     </w:p>
     <w:p>
@@ -5220,7 +5131,7 @@
         <w:rPr>
           <w:sz w:val="20"/>
         </w:rPr>
-        <w:t>- La dernière fois que vous avez acheté Citron est autre ménage et semble exister dans les modalités, prière de prendre attache avec le QG pour plus d'explication afin de la classer bien.  La dernière fois que vous avez acheté Piment frais est autre ménage et semble exister dans les modalités, prière de prendre attache avec le QG pour plus d'explication afin de la classer bien.  La dernière fois que vous avez acheté Poireau est autre ménage et semble exister dans les modalités, prière de prendre attache avec le QG pour plus d'explication afin de la classer bien. Avertissement!! La quantité (3.5 litre) du produit Huile de soja  consommée  par le ménage semble très élevé, prière de corriger ou confirmer avec le QG. Avertissement!!! Le ménage a consommé 25 Pièce Petit de Caramel, bonbons, confiseries, etc., cette quantité semble anormale pour une consommation des 7 derniers jours.Prière de corriger ou de confirmer avec le QG. Avertissement!!! Le ménage a consommé 8 Tas Moyen de Capitaine frais, cette quantité semble anormale pour une consommation des 7 derniers jours.Prière de corriger ou de confirmer avec le QG. Incohérence!! Dans ce ménage, chaque individus consomme par jour 16.54571 Kg  de cereale; Prière de revoir les quantités prises de ces produits. Le ménage a consommé Autres condiments (persil, céléri, etc.) mais les informations sur la quantité, l'unité ou la taille ne sont pas renseignées.Prière de renseigner. Le ménage a consommé Autres tisanes et infusions n.d.a. (quinqueliba, citronnelle, etc.) mais les informations sur la quantité, l'unité ou la taille ne sont pas renseignées.Prière de renseigner. Le ménage a consommé Boissons gazeuses (Coca, Fanta, Vimto, Sprite, etc.) mais les informations sur la quantité, l'unité ou la taille ne sont pas renseignées.Prière de renseigner. Le ménage a consommé Café en poudre soluble mais les informations sur la quantité, l'unité ou la taille ne sont pas renseignées.Prière de renseigner. Le ménage a consommé Café moulu mais les informations sur la quantité, l'unité ou la taille ne sont pas renseignées.Prière de renseigner. Le ménage a consommé Jus de fruits type 2 (Tampico, Pressea,etc.) mais les informations sur la quantité, l'unité ou la taille ne sont pas renseignées.Prière de renseigner. Le ménage a consommé Poivre mais les informations sur la quantité, l'unité ou la taille ne sont pas renseignées.Prière de renseigner. Le ménage a consommé Soumbala (moutarde africaine) mais les informations sur la quantité, l'unité ou la taille ne sont pas renseignées.Prière de renseigner. Le ménage a consommé Thé en sachet mais les informations sur la quantité, l'unité ou la taille ne sont pas renseignées.Prière de renseigner. Avertissement!!! Le ménage a consommé .a   de Thé en sachet, cette quantité semble anormale pour une consommation des 7 derniers jours.Les ménages consomment géneralement en sachet ou en paquet, prière de corriger ou de confirmer avec le QG. Le ménage a consommé Tomate fraîche mais les informations sur la quantité, l'unité ou la taille ne sont pas renseignées.Prière de renseigner. Le ménage a consommé Vinaigre de vin mais les informations sur la quantité, l'unité ou la taille ne sont pas renseignées.Prière de renseigner.</w:t>
+        <w:t>- La dernière fois que vous avez acheté Citron est autre ménage et semble exister dans les modalités, prière de prendre attache avec le QG pour plus d'explication afin de la classer bien.  La dernière fois que vous avez acheté Piment frais est autre ménage et semble exister dans les modalités, prière de prendre attache avec le QG pour plus d'explication afin de la classer bien.  La dernière fois que vous avez acheté Poireau est autre ménage et semble exister dans les modalités, prière de prendre attache avec le QG pour plus d'explication afin de la classer bien. Avertissement!! La quantité (3.5 litre) du produit Huile de soja  consommée  par le ménage semble très élevé, prière de corriger ou confirmer avec le QG. Avertissement!!! Le ménage a consommé 0.12 Kg taille unique de Poivre, cette quantité semble anormale pour une consommation des 7 derniers jours. prière de corriger ou de confirmer avec le QG. Attention ! Le prix unitaire d'achat (3333.333 Fcfa) de Poivre en Kg (taille unique) est relativement faible par rapport aux autres prix observés dans cette zone. Prière de corriger ou de confirmer avec le QG. Attention ! Soupçons de quantité anormale! Le ménage de PAPA DIONE avec une taille de 16 personnes a consommé .12 Kg en taille unique de Poivre qui est relativement élevé comme consommation par rapport à la condition de vie des autres ménages de même taille dans cette zone. Prière de corriger ou de confirmer avec le QG. Avertissement!!! Le ménage a consommé 25 Pièce Petit de Caramel, bonbons, confiseries, etc., cette quantité semble anormale pour une consommation des 7 derniers jours.Prière de corriger ou de confirmer avec le QG. Avertissement!!! Le ménage a consommé 8 Paquet Petit de Thé en sachet, cette quantité semble anormale pour une consommation des 7 derniers jours.Prière de corriger ou de confirmer avec le QG. Avertissement!! le prix unitaire (62.5 Fcfa) de Thé en sachet (unité: Paquet) de taille Petit est très faible ou élevé. Prière de corriger ou de confirmer avec le QG. Avertissement!!! Le ménage a consommé 8 Tas Moyen de Capitaine frais, cette quantité semble anormale pour une consommation des 7 derniers jours.Prière de corriger ou de confirmer avec le QG. Incohérence!! Dans ce ménage, chaque individus consomme par jour 28.62384 Kg  de cereale; Prière de revoir les quantités prises de ces produits.</w:t>
       </w:r>
     </w:p>
     <w:p>
@@ -5295,7 +5206,7 @@
           <w:color w:val="4672C4"/>
           <w:sz w:val="22"/>
         </w:rPr>
-        <w:t>&gt;&gt; Section9e - Depenses non-alimentaires - 6 mois</w:t>
+        <w:t>&gt;&gt; Section10b - caracteristiques entreprise non agricole</w:t>
       </w:r>
     </w:p>
     <w:p>
@@ -5306,15 +5217,7 @@
         <w:rPr>
           <w:sz w:val="20"/>
         </w:rPr>
-        <w:t xml:space="preserve">- Peu plausible! le montant de la dépense pour Accessoires des chaussures (chausse-pieds; brosses à chaussure, lacet) semble élevé. Veuillez, s'il vous plaît, confirmer cette information avec le QG ou la corriger. </w:t>
-        <w:br/>
-        <w:t xml:space="preserve">- Peu plausible! le montant de la dépense pour Chaussures enfants semble élevé. Veuillez, s'il vous plaît, confirmer cette information avec le QG ou la corriger. </w:t>
-        <w:br/>
-        <w:t xml:space="preserve">- Peu plausible! le montant de la dépense pour Chaussures femmes semble élevé. Veuillez, s'il vous plaît, confirmer cette information avec le QG ou la corriger. </w:t>
-        <w:br/>
-        <w:t xml:space="preserve">- Peu plausible! le montant de la dépense pour Chaussures hommes semble élevé. Veuillez, s'il vous plaît, confirmer cette information avec le QG ou la corriger. </w:t>
-        <w:br/>
-        <w:t>- Peu plausible! le montant de la dépense pour Parfums semble élevé. Veuillez, s'il vous plaît, confirmer cette information avec le QG ou la corriger.</w:t>
+        <w:t>- Le noms de l'entreprise entreprise1 ne doit pas contenir de chiffre et doit être bien renseigné, prière de bien renseigné .</w:t>
       </w:r>
     </w:p>
     <w:p>
@@ -5335,7 +5238,7 @@
         <w:rPr>
           <w:sz w:val="20"/>
         </w:rPr>
-        <w:t>- Le montant (FCFA) du loyer mensuel payé pour un logement comme le votre dans ce village/quartier est trop élevé, Veuillez s'il vous plaît corriger cette information. le montant supporté par le ménage pour cette source d’énergie au cours des 30 derniers jours semble élevé, prière de confirmer ou corriger. Comment votre ménage se débarrasse-t-il de ses ordures ménagères, prière de classer ces autres à preciser car ils existent dejà.  Le ménage se débarrasse de ses ordures ménagères avec dans un trou en dehors de la concession et semble exister dans les modalités, prière de prendre attache avec le QG pour plus d'explication afin de la classer bien.  Le principal mode d'évacuation des eaux usées du ménage est un coin dans la concession et semble exister dans les modalités, prière de prendre attache avec le QG pour plus d'explication afin de la classer bien.</w:t>
+        <w:t>- Le montant (FCFA) du loyer mensuel payé pour un logement comme le votre dans ce village/quartier est trop élevé, Veuillez s'il vous plaît corriger cette information. Comment votre ménage se débarrasse-t-il de ses ordures ménagères, prière de classer ces autres à preciser car ils existent dejà.  Le ménage se débarrasse de ses ordures ménagères avec dans un trou en dehors de la concession et semble exister dans les modalités, prière de prendre attache avec le QG pour plus d'explication afin de la classer bien.  Le principal mode d'évacuation des eaux usées du ménage est un coin dans la concession et semble exister dans les modalités, prière de prendre attache avec le QG pour plus d'explication afin de la classer bien.</w:t>
       </w:r>
     </w:p>
     <w:p>
@@ -5345,7 +5248,7 @@
           <w:color w:val="4672C4"/>
           <w:sz w:val="22"/>
         </w:rPr>
-        <w:t>&gt;&gt; Section12 - Actifs du menage</w:t>
+        <w:t>&gt;&gt; Section16a - Champs et parcelles</w:t>
       </w:r>
     </w:p>
     <w:p>
@@ -5356,13 +5259,11 @@
         <w:rPr>
           <w:sz w:val="20"/>
         </w:rPr>
-        <w:t xml:space="preserve">- Avertissement!! La question s12q04 n'a pas été renseigner pour l'article: Armoires et autres meubles, prière de renseigner. </w:t>
+        <w:t xml:space="preserve">- La quantité de fumure appliquée dans la parcelle parcelle maraichage est de 5000 Kg qui semble élevé ou ne sait pas, prière de fournir d'effort pour estimer la quantité afin de corriger. La quantité d'utilisation de pesticides dans la parcelle parcelle maraichage est de 500 Gramme et semble élevé, prière de corriger. Le nombre de jours total de la main-d'oeuvre non-familiale sur cette parcelle parcelle maraichage au cours de la campagne pour la période d'entretien du sol (sarclage, etc.) est de 20 jours qui semble faible ou élevé. Merci de corriger. La superficie de la parcelle parcelle maraichage selon les mesures GPS est de 886.06 hectare qui semble élevé ou faible, prière de corriger. </w:t>
         <w:br/>
-        <w:t xml:space="preserve">- Avertissement!! La question s12q04 n'a pas été renseigner pour l'article: Fer à repasser à charbon, prière de renseigner. </w:t>
+        <w:t xml:space="preserve">- La superficie de la parcelle parcelle mil selon les mesures GPS est de 11390.71 hectare qui semble élevé ou faible, prière de corriger. </w:t>
         <w:br/>
-        <w:t xml:space="preserve">- Avertissement!! La question s12q04 n'a pas été renseigner pour l'article: Foyers améliorés, prière de renseigner. </w:t>
-        <w:br/>
-        <w:t>- Avertissement!! La question s12q04 n'a pas été renseigner pour l'article: Matelas simple, prière de renseigner.</w:t>
+        <w:t>- Le nombre d'homme de 15 ans et plus (20) non membre du ménage de PAPA DIONE ayant travaillé dans la parcelle parcelle arachide pour la période des récoltes semble élevé, prière de corriger. Le nombre de personnes toutes catégories confondues des main-d'oeuvre non-familiale sur la parcelle parcelle arachide au cours de la campagne pour la période des récoltes est de 35 personnes qui semble faible ou élevé. Merci de corriger. Le salaire total payé de toutes catégories confondues par le ménage PAPA DIONE pour la main-d'oeuvre non-familiale sur la parcelle parcelle arachide au cours de la campagne pour la période des récoltes est de 0 qui semble élevé ou faible. Merci de corriger. La superficie de la parcelle parcelle arachide selon les mesures GPS est de 14928.68 hectare qui semble élevé ou faible, prière de corriger.</w:t>
       </w:r>
     </w:p>
     <w:p>
@@ -5372,7 +5273,7 @@
           <w:color w:val="4672C4"/>
           <w:sz w:val="22"/>
         </w:rPr>
-        <w:t>&gt;&gt; Section15 - Filets sociaux</w:t>
+        <w:t>&gt;&gt; Section16b - Couts des intrants agricoles</w:t>
       </w:r>
     </w:p>
     <w:p>
@@ -5383,9 +5284,7 @@
         <w:rPr>
           <w:sz w:val="20"/>
         </w:rPr>
-        <w:t xml:space="preserve">- Prière de renseigner Don de moustiquaire imprégnée  dans la section 15, même si le ménage n'a pas eu de programme entendu, prendre non et renseigner le reste des questions. </w:t>
-        <w:br/>
-        <w:t>- Prière de renseigner Supplément alimentaire pour les enfants malnutrits  dans la section 15, même si le ménage n'a pas eu de programme entendu, prendre non et renseigner le reste des questions.</w:t>
+        <w:t>- Quantité totale de [INTRANT] utilisée trop élevé, veuillez vérifier.</w:t>
       </w:r>
     </w:p>
     <w:p>
@@ -5395,7 +5294,7 @@
           <w:color w:val="4672C4"/>
           <w:sz w:val="22"/>
         </w:rPr>
-        <w:t>&gt;&gt; Section16a - Champs et parcelles</w:t>
+        <w:t>&gt;&gt; Section19 - Equipements agricoles</w:t>
       </w:r>
     </w:p>
     <w:p>
@@ -5406,90 +5305,11 @@
         <w:rPr>
           <w:sz w:val="20"/>
         </w:rPr>
-        <w:t xml:space="preserve">- La quantité de fumure appliquée dans la parcelle parcelle maraichage est de 5000 Kg qui semble élevé ou ne sait pas, prière de fournir d'effort pour estimer la quantité afin de corriger. La quantité d'utilisation de pesticides dans la parcelle parcelle maraichage est de 500 Gramme et semble élevé, prière de corriger. Le nombre de jours total de la main-d'oeuvre non-familiale sur cette parcelle parcelle maraichage au cours de la campagne pour la période d'entretien du sol (sarclage, etc.) est de 20 jours qui semble faible ou élevé. Merci de corriger. La superficie de la parcelle parcelle maraichage selon les mesures GPS est de 886.06 hectare qui semble élevé ou faible, prière de corriger. </w:t>
+        <w:t xml:space="preserve">- Attention ! Herse a été revendu à 2500 Fcfa qui est relativement élevé par rapport aux autres prix de revente observés dans cette zone. Prière de corriger ou de confirmer avec le QG. </w:t>
         <w:br/>
-        <w:t xml:space="preserve">- Le nombre d'homme de 15 ans et plus (20) non membre du ménage de PAPA DIONE ayant travaillé dans la parcelle parcelle arachide pour la période des récoltes semble élevé, prière de corriger. Le nombre de personnes toutes catégories confondues des main-d'oeuvre non-familiale sur la parcelle parcelle arachide au cours de la campagne pour la période des récoltes est de 35 personnes qui semble faible ou élevé. Merci de corriger. Le salaire total payé de toutes catégories confondues par le ménage PAPA DIONE pour la main-d'oeuvre non-familiale sur la parcelle parcelle arachide au cours de la campagne pour la période des récoltes est de 0 qui semble élevé ou faible. Merci de corriger. La superficie de la parcelle parcelle arachide selon les mesures GPS est de 14928.68 hectare qui semble élevé ou faible, prière de corriger. </w:t>
+        <w:t xml:space="preserve">- Attention ! Motoculteur a été revendu à 50000 Fcfa qui est relativement élevé par rapport aux autres prix de revente observés dans cette zone. Prière de corriger ou de confirmer avec le QG. </w:t>
         <w:br/>
-        <w:t>- Le nombre d'homme de 15 ans et plus (20) non membre du ménage de PAPA DIONE ayant travaillé dans la parcelle parcelle mil pour la période des récoltes semble élevé, prière de corriger. Le nombre de personnes toutes catégories confondues des main-d'oeuvre non-familiale sur la parcelle parcelle mil au cours de la campagne pour la période des récoltes est de 20 personnes qui semble faible ou élevé. Merci de corriger. Le salaire total payé de toutes catégories confondues par le ménage PAPA DIONE pour la main-d'oeuvre non-familiale sur la parcelle parcelle mil au cours de la campagne pour la période des récoltes est de 0 qui semble élevé ou faible. Merci de corriger. La superficie de la parcelle parcelle mil selon les mesures GPS est de 11390.71 hectare qui semble élevé ou faible, prière de corriger.</w:t>
-      </w:r>
-    </w:p>
-    <w:p>
-      <w:r>
-        <w:rPr>
-          <w:b/>
-          <w:color w:val="4672C4"/>
-          <w:sz w:val="22"/>
-        </w:rPr>
-        <w:t>&gt;&gt; Section16b - Couts des intrants agricoles</w:t>
-      </w:r>
-    </w:p>
-    <w:p>
-      <w:pPr>
-        <w:ind w:left="283"/>
-      </w:pPr>
-      <w:r>
-        <w:rPr>
-          <w:sz w:val="20"/>
-        </w:rPr>
-        <w:t>- Quantité totale de [INTRANT] utilisée trop élevé, veuillez vérifier.</w:t>
-      </w:r>
-    </w:p>
-    <w:p>
-      <w:r>
-        <w:rPr>
-          <w:b/>
-          <w:color w:val="4672C4"/>
-          <w:sz w:val="22"/>
-        </w:rPr>
-        <w:t>&gt;&gt; Section17 - Elevage</w:t>
-      </w:r>
-    </w:p>
-    <w:p>
-      <w:pPr>
-        <w:ind w:left="283"/>
-      </w:pPr>
-      <w:r>
-        <w:rPr>
-          <w:sz w:val="20"/>
-        </w:rPr>
-        <w:t>- Incohérence!! Le nombre dans le cheptel est inféreur aux nombre qu'appartient aux ménages.</w:t>
-      </w:r>
-    </w:p>
-    <w:p>
-      <w:r>
-        <w:rPr>
-          <w:b/>
-          <w:color w:val="4672C4"/>
-          <w:sz w:val="22"/>
-        </w:rPr>
-        <w:t>&gt;&gt; Section19 - Equipements agricoles</w:t>
-      </w:r>
-    </w:p>
-    <w:p>
-      <w:pPr>
-        <w:ind w:left="283"/>
-      </w:pPr>
-      <w:r>
-        <w:rPr>
-          <w:sz w:val="20"/>
-        </w:rPr>
-        <w:t xml:space="preserve">- Prière de renseigner toutes les questions de la section 19, prière de prendre Non (s19q03) au cas ou le ménage ne possède cet article au lieu de laisser le champs non renseigner. </w:t>
-        <w:br/>
-        <w:t xml:space="preserve">- Prière de renseigner toutes les questions de la section 19, prière de prendre Non (s19q03) au cas ou le ménage ne possède cet article au lieu de laisser le champs non renseigner. </w:t>
-        <w:br/>
-        <w:t xml:space="preserve">- Prière de renseigner toutes les questions de la section 19, prière de prendre Non (s19q03) au cas ou le ménage ne possède cet article au lieu de laisser le champs non renseigner. </w:t>
-        <w:br/>
-        <w:t xml:space="preserve">- Prière de renseigner toutes les questions de la section 19, prière de prendre Non (s19q03) au cas ou le ménage ne possède cet article au lieu de laisser le champs non renseigner. </w:t>
-        <w:br/>
-        <w:t xml:space="preserve">- Prière de renseigner toutes les questions de la section 19, prière de prendre Non (s19q03) au cas ou le ménage ne possède cet article au lieu de laisser le champs non renseigner. </w:t>
-        <w:br/>
-        <w:t xml:space="preserve">- Prière de renseigner toutes les questions de la section 19, prière de prendre Non (s19q03) au cas ou le ménage ne possède cet article au lieu de laisser le champs non renseigner. </w:t>
-        <w:br/>
-        <w:t xml:space="preserve">- Prière de renseigner toutes les questions de la section 19, prière de prendre Non (s19q03) au cas ou le ménage ne possède cet article au lieu de laisser le champs non renseigner. </w:t>
-        <w:br/>
-        <w:t xml:space="preserve">- Prière de renseigner toutes les questions de la section 19, prière de prendre Non (s19q03) au cas ou le ménage ne possède cet article au lieu de laisser le champs non renseigner. </w:t>
-        <w:br/>
-        <w:t>- Prière de renseigner toutes les questions de la section 19, prière de prendre Non (s19q03) au cas ou le ménage ne possède cet article au lieu de laisser le champs non renseigner.</w:t>
+        <w:t>- Avertissement!! Le prix d'achat (85000 FCFA) de Animaux de labour est inférieur aux prix de revente (100000 FCFA), prière de verifier et corriger ou confirmer l'information avec le QG.</w:t>
       </w:r>
     </w:p>
     <w:p>
@@ -5902,7 +5722,7 @@
         </w:rPr>
         <w:t xml:space="preserve">- La raison principale que Serigne Fallou diop n'as pas consulté est infusion nébedaye et semble exister dans les modalités, prière de prendre attache avec le QG pour plus d'explication afin de la classer bien. Le moyen principal que [NOM] utilise pour se protéger des piqûres de moustiques en dehors de la moustiquaire est batoné vite  fé et semble exister dans les modalités, prière de prendre attache avec le QG pour plus d'explication afin de la classer bien. </w:t>
         <w:br/>
-        <w:t xml:space="preserve">- Le moyen principal que [NOM] utilise pour se protéger des piqûres de moustiques en dehors de la moustiquaire est batoné fait et semble exister dans les modalités, prière de prendre attache avec le QG pour plus d'explication afin de la classer bien. </w:t>
+        <w:t xml:space="preserve">- Le moyen principal que [NOM] utilise pour se protéger des piqûres de moustiques en dehors de la moustiquaire est batonnet vitefé et semble exister dans les modalités, prière de prendre attache avec le QG pour plus d'explication afin de la classer bien. </w:t>
         <w:br/>
         <w:t xml:space="preserve">- Le moyen principal que [NOM] utilise pour se protéger des piqûres de moustiques en dehors de la moustiquaire est batoné vite fait et semble exister dans les modalités, prière de prendre attache avec le QG pour plus d'explication afin de la classer bien. </w:t>
         <w:br/>
@@ -5985,7 +5805,7 @@
           <w:color w:val="4672C4"/>
           <w:sz w:val="22"/>
         </w:rPr>
-        <w:t>&gt;&gt; Section6 - Epargne et credit</w:t>
+        <w:t>&gt;&gt; Section7b - Consommation alimentaire - 7 jours</w:t>
       </w:r>
     </w:p>
     <w:p>
@@ -5996,7 +5816,7 @@
         <w:rPr>
           <w:sz w:val="20"/>
         </w:rPr>
-        <w:t>- Le nombre d'échéances de remboursement restant de Fatou diop ne peut être égal à 0 pour ce credit autres qu'immobilier en cours, veuillez revoir la question et corriger ou confirmer avec le QG.</w:t>
+        <w:t>- La dernière fois que vous avez acheté Fruit de baobab (pain de singe) est dans un autre menage et semble exister dans les modalités, prière de prendre attache avec le QG pour plus d'explication afin de la classer bien.  La dernière fois que vous avez acheté Huile de palme brute est dans un autre menage et semble exister dans les modalités, prière de prendre attache avec le QG pour plus d'explication afin de la classer bien.  La dernière fois que vous avez acheté Mâchoiron séchée (Kon) est autre menage et semble exister dans les modalités, prière de prendre attache avec le QG pour plus d'explication afin de la classer bien. Attention ! Le prix unitaire d'achat (50 Fcfa) de Niébé/Haricots secs en Sachets (Petit) est relativement faible par rapport aux autres prix observés dans cette zone. Prière de corriger ou de confirmer avec le QG. Avertissement!!! Le ménage a consommé 7 Paquet Petit de Thé en sachet, cette quantité semble anormale pour une consommation des 7 derniers jours.Prière de corriger ou de confirmer avec le QG. Avertissement!! le prix unitaire (100 Fcfa) de Thé en sachet (unité: Paquet) de taille Petit est très faible ou élevé. Prière de corriger ou de confirmer avec le QG. Difficile de consommer le Sel en Boite (Autre que la boite/pot de tomate) Moyen prière de verifier.</w:t>
       </w:r>
     </w:p>
     <w:p>
@@ -6006,7 +5826,7 @@
           <w:color w:val="4672C4"/>
           <w:sz w:val="22"/>
         </w:rPr>
-        <w:t>&gt;&gt; Section7b - Consommation alimentaire - 7 jours</w:t>
+        <w:t>&gt;&gt; Section9c - Depenses non-alimentaires - 30 jours</w:t>
       </w:r>
     </w:p>
     <w:p>
@@ -6017,7 +5837,7 @@
         <w:rPr>
           <w:sz w:val="20"/>
         </w:rPr>
-        <w:t>- La dernière fois que vous avez acheté Fruit de baobab (pain de singe) est dans un autre menage et semble exister dans les modalités, prière de prendre attache avec le QG pour plus d'explication afin de la classer bien.  La dernière fois que vous avez acheté Huile de palme brute est dans un autre menage et semble exister dans les modalités, prière de prendre attache avec le QG pour plus d'explication afin de la classer bien.  La dernière fois que vous avez acheté Mâchoiron séchée (Kon) est autre menage et semble exister dans les modalités, prière de prendre attache avec le QG pour plus d'explication afin de la classer bien. Attention ! Le prix unitaire d'achat (1400 Fcfa) de Sucre en poudre  en Sachets (Moyen) est relativement élevé par rapport aux autres prix observés dans cette zone. Prière de corriger ou de confirmer avec le QG. Avertissement!!! Le ménage a consommé 7 Paquet Petit de Thé en sachet, cette quantité semble anormale pour une consommation des 7 derniers jours.Prière de corriger ou de confirmer avec le QG. Avertissement!! le prix unitaire (100 Fcfa) de Thé en sachet (unité: Paquet) de taille Petit est très faible ou élevé. Prière de corriger ou de confirmer avec le QG. Difficile de consommer le Sel en Boite (Autre que la boite/pot de tomate) Moyen prière de verifier.</w:t>
+        <w:t>- La dernière fois que vous avez acheté Bois de chauffe ramassé/coupé (estimer la valeur) est àla brousse et semble exister dans les modalités, prière de prendre attache avec le QG pour plus d'explication afin de la classer bien.</w:t>
       </w:r>
     </w:p>
     <w:p>
@@ -6027,7 +5847,7 @@
           <w:color w:val="4672C4"/>
           <w:sz w:val="22"/>
         </w:rPr>
-        <w:t>&gt;&gt; Section9c - Depenses non-alimentaires - 30 jours</w:t>
+        <w:t>&gt;&gt; Section9d - Depenses non-alimentaires - 3 mois</w:t>
       </w:r>
     </w:p>
     <w:p>
@@ -6038,7 +5858,7 @@
         <w:rPr>
           <w:sz w:val="20"/>
         </w:rPr>
-        <w:t>- La dernière fois que vous avez acheté Bois de chauffe ramassé/coupé (estimer la valeur) est àla brousse et semble exister dans les modalités, prière de prendre attache avec le QG pour plus d'explication afin de la classer bien.</w:t>
+        <w:t>- Peu plausible! le montant de la dépense pour Transport inter-localité à traction animale semble trop élevé. Veuillez, s'il vous plaît, confirmer cette information avec le QG ou la corriger.</w:t>
       </w:r>
     </w:p>
     <w:p>
@@ -6048,7 +5868,7 @@
           <w:color w:val="4672C4"/>
           <w:sz w:val="22"/>
         </w:rPr>
-        <w:t>&gt;&gt; Section9d - Depenses non-alimentaires - 3 mois</w:t>
+        <w:t>&gt;&gt; Section11 - Caracteristiques logement</w:t>
       </w:r>
     </w:p>
     <w:p>
@@ -6059,7 +5879,7 @@
         <w:rPr>
           <w:sz w:val="20"/>
         </w:rPr>
-        <w:t>- Peu plausible! le montant de la dépense pour Transport inter-localité à traction animale semble trop élevé. Veuillez, s'il vous plaît, confirmer cette information avec le QG ou la corriger.</w:t>
+        <w:t>- Le moyen que le ménage utilise pour se débarrasser des excréments hors de la concession est pas encore et semble exister dans les modalités, prière de prendre attache avec le QG pour plus d'explication afin de la classer bien.</w:t>
       </w:r>
     </w:p>
     <w:p>
@@ -6069,7 +5889,7 @@
           <w:color w:val="4672C4"/>
           <w:sz w:val="22"/>
         </w:rPr>
-        <w:t>&gt;&gt; Section11 - Caracteristiques logement</w:t>
+        <w:t>&gt;&gt; Section16a - Champs et parcelles</w:t>
       </w:r>
     </w:p>
     <w:p>
@@ -6080,76 +5900,9 @@
         <w:rPr>
           <w:sz w:val="20"/>
         </w:rPr>
-        <w:t>- Le moyen que le ménage utilise pour se débarrasser des excréments hors de la concession est pas encore et semble exister dans les modalités, prière de prendre attache avec le QG pour plus d'explication afin de la classer bien.</w:t>
-      </w:r>
-    </w:p>
-    <w:p>
-      <w:r>
-        <w:rPr>
-          <w:b/>
-          <w:color w:val="4672C4"/>
-          <w:sz w:val="22"/>
-        </w:rPr>
-        <w:t>&gt;&gt; Section16a - Champs et parcelles</w:t>
-      </w:r>
-    </w:p>
-    <w:p>
-      <w:pPr>
-        <w:ind w:left="283"/>
-      </w:pPr>
-      <w:r>
-        <w:rPr>
-          <w:sz w:val="20"/>
-        </w:rPr>
-        <w:t xml:space="preserve">- Avertissement!! La parcelle a comme nom (parcelle 1 champ darra) qui ne semble pas être un bon nom ou contient des lettres, prière de mettre le vrai nom de la parcelle. La superficie de la parcelle parcelle 1 champ darra selon l'exploitant est de .5 Mètre Carré (m^2) qui semble faible ou l'estimation ne semble pas bonne. Prière de corriger. Le salaire total payé de toutes catégories confondues par le ménage FATOU DIOP pour la main-d'oeuvre non-familiale sur la parcelle parcelle 1 champ darra au cours de la campagne pour la période de préparation du sol (labour) et des semis est de 0 qui semble élevé ou faible. Merci de corriger. La raison principale de la non mesure de la parcelle parcelle 1 champ darra est le proprietaire ne veut pas qu’on le mesure et semble exister dans les modalités, prière de prendre attache avec le QG pour plus d'explication afin de la classer bien. </w:t>
-        <w:br/>
         <w:t xml:space="preserve">- Avertissement!! La parcelle a comme nom (parcelle 1 champ darra) qui ne semble pas être un bon nom ou contient des lettres, prière de mettre le vrai nom de la parcelle. Le salaire total payé de toutes catégories confondues par le ménage FATOU DIOP pour la main-d'oeuvre non-familiale sur la parcelle parcelle 1 champ darra au cours de la campagne pour la période de préparation du sol (labour) et des semis est de 0 qui semble élevé ou faible. Merci de corriger. Le salaire total payé de toutes catégories confondues par le ménage FATOU DIOP pour la main-d'oeuvre non-familiale sur la parcelle parcelle 1 champ darra au cours de la campagne pour la période d'entretien du sol (sarclage, etc.) est de 0 qui semble élevé ou faible. Merci de corriger. Le salaire total payé de toutes catégories confondues par le ménage FATOU DIOP pour la main-d'oeuvre non-familiale sur la parcelle parcelle 1 champ darra au cours de la campagne pour la période des récoltes est de 0 qui semble élevé ou faible. Merci de corriger. La raison principale de la non mesure de la parcelle parcelle 1 champ darra est on lui a préter et semble exister dans les modalités, prière de prendre attache avec le QG pour plus d'explication afin de la classer bien. </w:t>
         <w:br/>
-        <w:t xml:space="preserve">- Avertissement!! La parcelle a comme nom (parcelle 1 champ darra) qui ne semble pas être un bon nom ou contient des lettres, prière de mettre le vrai nom de la parcelle. Le salaire total payé de toutes catégories confondues par le ménage FATOU DIOP pour la main-d'oeuvre non-familiale sur la parcelle parcelle 1 champ darra au cours de la campagne pour la période de préparation du sol (labour) et des semis est de 0 qui semble élevé ou faible. Merci de corriger. Le salaire total payé de toutes catégories confondues par le ménage FATOU DIOP pour la main-d'oeuvre non-familiale sur la parcelle parcelle 1 champ darra au cours de la campagne pour la période d'entretien du sol (sarclage, etc.) est de 0 qui semble élevé ou faible. Merci de corriger. Le salaire total payé de toutes catégories confondues par le ménage FATOU DIOP pour la main-d'oeuvre non-familiale sur la parcelle parcelle 1 champ darra au cours de la campagne pour la période des récoltes est de 0 qui semble élevé ou faible. Merci de corriger. La superficie de la parcelle parcelle 1 champ darra selon les mesures GPS est de 1725.05 hectare qui semble élevé ou faible, prière de corriger. Le document légal (titre, acte, certificat etc. ) qui affirme votre possession de la parcelle parcelle 1 champ darra est  et semble exister dans les modalités, prière de prendre attache avec le QG pour plus d'explication afin de la classer bien. </w:t>
-        <w:br/>
         <w:t>- Avertissement!! La parcelle a comme nom (parcelle champ1 derriere maison) qui ne semble pas être un bon nom ou contient des lettres, prière de mettre le vrai nom de la parcelle. Le salaire total payé de toutes catégories confondues par le ménage FATOU DIOP pour la main-d'oeuvre non-familiale sur la parcelle parcelle champ1 derriere maison au cours de la campagne pour la période de préparation du sol (labour) et des semis est de 0 qui semble élevé ou faible. Merci de corriger. Le salaire total payé de toutes catégories confondues par le ménage FATOU DIOP pour la main-d'oeuvre non-familiale sur la parcelle parcelle champ1 derriere maison au cours de la campagne pour la période d'entretien du sol (sarclage, etc.) est de 0 qui semble élevé ou faible. Merci de corriger. Le salaire total payé de toutes catégories confondues par le ménage FATOU DIOP pour la main-d'oeuvre non-familiale sur la parcelle parcelle champ1 derriere maison au cours de la campagne pour la période des récoltes est de 0 qui semble élevé ou faible. Merci de corriger. La superficie de la parcelle parcelle champ1 derriere maison selon les mesures GPS est de 4714.31 hectare qui semble élevé ou faible, prière de corriger. Le document légal (titre, acte, certificat etc. ) qui affirme votre possession de la parcelle parcelle champ1 derriere maison est  et semble exister dans les modalités, prière de prendre attache avec le QG pour plus d'explication afin de la classer bien.</w:t>
-      </w:r>
-    </w:p>
-    <w:p>
-      <w:r>
-        <w:rPr>
-          <w:b/>
-          <w:color w:val="4672C4"/>
-          <w:sz w:val="22"/>
-        </w:rPr>
-        <w:t>&gt;&gt; Section16c - Cultures</w:t>
-      </w:r>
-    </w:p>
-    <w:p>
-      <w:pPr>
-        <w:ind w:left="283"/>
-      </w:pPr>
-      <w:r>
-        <w:rPr>
-          <w:sz w:val="20"/>
-        </w:rPr>
-        <w:t>- La quantité estimée en Kg est incorrecte (Exemple : si le ménage a eu 10 sacs de 100kg = 10*100=1000kg), prière de corriger merci.</w:t>
-      </w:r>
-    </w:p>
-    <w:p>
-      <w:r>
-        <w:rPr>
-          <w:b/>
-          <w:color w:val="4672C4"/>
-          <w:sz w:val="22"/>
-        </w:rPr>
-        <w:t>&gt;&gt; Section16d - Utilisation de la production</w:t>
-      </w:r>
-    </w:p>
-    <w:p>
-      <w:pPr>
-        <w:ind w:left="283"/>
-      </w:pPr>
-      <w:r>
-        <w:rPr>
-          <w:sz w:val="20"/>
-        </w:rPr>
-        <w:t>- ||  ||</w:t>
       </w:r>
     </w:p>
     <w:p>
@@ -6572,8 +6325,6 @@
         <w:rPr>
           <w:sz w:val="20"/>
         </w:rPr>
-        <w:t xml:space="preserve">- Le montant(75000 FCFA) des dépenses liées à l'accouchement de Khémesse Diop est faible ou élevé, prière de corriger. </w:t>
-        <w:br/>
         <w:t xml:space="preserve">- Le principal assuré ou qui paye la cotisation à la mutuelle de santé pour Dado  Diop est conjoint et semble exister dans les modalités, prière de prendre attache avec le QG pour plus d'explication afin de la classer bien. </w:t>
         <w:br/>
         <w:t>- Le principal problème de santé que Awa Diagne a eu est maux de ventre et semble exister dans les modalités, prière de prendre attache avec le QG pour plus d'explication afin de la classer bien.</w:t>
@@ -6643,7 +6394,7 @@
         <w:rPr>
           <w:sz w:val="20"/>
         </w:rPr>
-        <w:t>- La dernière fois que vous avez acheté Aubergine   est autre ménage et semble exister dans les modalités, prière de prendre attache avec le QG pour plus d'explication afin de la classer bien.  La dernière fois que vous avez acheté Aubergine sauvage  est autre ménage et semble exister dans les modalités, prière de prendre attache avec le QG pour plus d'explication afin de la classer bien.  La dernière fois que vous avez acheté Carotte est autre ménage et semble exister dans les modalités, prière de prendre attache avec le QG pour plus d'explication afin de la classer bien.  La dernière fois que vous avez acheté Choux est autre ménage et semble exister dans les modalités, prière de prendre attache avec le QG pour plus d'explication afin de la classer bien.  La dernière fois que vous avez acheté Citron est autre ménage et semble exister dans les modalités, prière de prendre attache avec le QG pour plus d'explication afin de la classer bien.  La dernière fois que vous avez acheté Patate douce est autre ménage et semble exister dans les modalités, prière de prendre attache avec le QG pour plus d'explication afin de la classer bien.  La dernière fois que vous avez acheté Poireau est autre ménage et semble exister dans les modalités, prière de prendre attache avec le QG pour plus d'explication afin de la classer bien.  La dernière fois que vous avez acheté Poivron frais est autre ménage et semble exister dans les modalités, prière de prendre attache avec le QG pour plus d'explication afin de la classer bien. Attention ! Le prix unitaire d'achat (200 Fcfa) de Manioc en tubercules en Morceau (Portion) (Moyen) est relativement élevé par rapport aux autres prix observés dans cette zone. Prière de corriger ou de confirmer avec le QG.  La dernière fois que vous avez acheté Manioc en tubercules est autre ménage et semble exister dans les modalités, prière de prendre attache avec le QG pour plus d'explication afin de la classer bien. Attention ! Le prix unitaire d'achat (500 Fcfa) de Piment séché en Sachets (Grand) est relativement élevé par rapport aux autres prix observés dans cette zone. Prière de corriger ou de confirmer avec le QG. Avertissement!!! Le ménage a consommé 10 Pièce Petit de Mâchoiron séchée (Kon), cette quantité semble anormale pour une consommation des 7 derniers jours.Prière de corriger ou de confirmer avec le QG.  La dernière fois que vous avez acheté Mâchoiron séchée (Kon) est autre ménage et semble exister dans les modalités, prière de prendre attache avec le QG pour plus d'explication afin de la classer bien. Avertissement!!! Le ménage a consommé 5 Paquet Petit de Thé en sachet, cette quantité semble anormale pour une consommation des 7 derniers jours.Prière de corriger ou de confirmer avec le QG. Avertissement!! le prix unitaire (125 Fcfa) de Thé en sachet (unité: Paquet) de taille Petit est très faible ou élevé. Prière de corriger ou de confirmer avec le QG. Le prix d'achat unitaire (1000 Fcfa) de Sel en Sac (25 Kg) de taille taille unique est très faible, prière de regarder les reponses prises dans les questions s07bq07a s07bq07b s07bq07c s07bq08 pour mieux corriger.</w:t>
+        <w:t>- La dernière fois que vous avez acheté Aubergine   est autre ménage et semble exister dans les modalités, prière de prendre attache avec le QG pour plus d'explication afin de la classer bien.  La dernière fois que vous avez acheté Aubergine sauvage  est autre ménage et semble exister dans les modalités, prière de prendre attache avec le QG pour plus d'explication afin de la classer bien.  La dernière fois que vous avez acheté Carotte est autre ménage et semble exister dans les modalités, prière de prendre attache avec le QG pour plus d'explication afin de la classer bien.  La dernière fois que vous avez acheté Choux est autre ménage et semble exister dans les modalités, prière de prendre attache avec le QG pour plus d'explication afin de la classer bien.  La dernière fois que vous avez acheté Citron est autre ménage et semble exister dans les modalités, prière de prendre attache avec le QG pour plus d'explication afin de la classer bien.  La dernière fois que vous avez acheté Patate douce est autre ménage et semble exister dans les modalités, prière de prendre attache avec le QG pour plus d'explication afin de la classer bien.  La dernière fois que vous avez acheté Poireau est autre ménage et semble exister dans les modalités, prière de prendre attache avec le QG pour plus d'explication afin de la classer bien.  La dernière fois que vous avez acheté Poivron frais est autre ménage et semble exister dans les modalités, prière de prendre attache avec le QG pour plus d'explication afin de la classer bien. Attention ! Le prix unitaire d'achat (200 Fcfa) de Manioc en tubercules en Morceau (Portion) (Moyen) est relativement élevé par rapport aux autres prix observés dans cette zone. Prière de corriger ou de confirmer avec le QG.  La dernière fois que vous avez acheté Manioc en tubercules est autre ménage et semble exister dans les modalités, prière de prendre attache avec le QG pour plus d'explication afin de la classer bien. Avertissement!!! Le ménage a consommé 10 Pièce Petit de Mâchoiron séchée (Kon), cette quantité semble anormale pour une consommation des 7 derniers jours.Prière de corriger ou de confirmer avec le QG.  La dernière fois que vous avez acheté Mâchoiron séchée (Kon) est autre ménage et semble exister dans les modalités, prière de prendre attache avec le QG pour plus d'explication afin de la classer bien. Avertissement!!! Le ménage a consommé 5 Paquet Petit de Thé en sachet, cette quantité semble anormale pour une consommation des 7 derniers jours.Prière de corriger ou de confirmer avec le QG. Avertissement!! le prix unitaire (125 Fcfa) de Thé en sachet (unité: Paquet) de taille Petit est très faible ou élevé. Prière de corriger ou de confirmer avec le QG. Le prix d'achat unitaire (1000 Fcfa) de Sel en Sac (25 Kg) de taille taille unique est très faible, prière de regarder les reponses prises dans les questions s07bq07a s07bq07b s07bq07c s07bq08 pour mieux corriger.</w:t>
       </w:r>
     </w:p>
     <w:p>
@@ -6729,7 +6480,28 @@
         </w:rPr>
         <w:t xml:space="preserve">- La superficie de la parcelle Parcelle carrière selon les mesures GPS est de 1516 hectare qui semble élevé ou faible, prière de corriger. </w:t>
         <w:br/>
-        <w:t>- La superficie de la parcelle Parcelle tolou keurgui selon les mesures GPS est de 223 hectare qui semble élevé ou faible, prière de corriger.</w:t>
+        <w:t>- La superficie de la parcelle Parcelle tolou keurgui selon les mesures GPS est de 22.1 hectare qui semble élevé ou faible, prière de corriger.</w:t>
+      </w:r>
+    </w:p>
+    <w:p>
+      <w:r>
+        <w:rPr>
+          <w:b/>
+          <w:color w:val="4672C4"/>
+          <w:sz w:val="22"/>
+        </w:rPr>
+        <w:t>&gt;&gt; Section16c - Cultures</w:t>
+      </w:r>
+    </w:p>
+    <w:p>
+      <w:pPr>
+        <w:ind w:left="283"/>
+      </w:pPr>
+      <w:r>
+        <w:rPr>
+          <w:sz w:val="20"/>
+        </w:rPr>
+        <w:t>- La quantité estimée en Kg est incorrecte (Exemple : si le ménage a eu 10 sacs de 100kg = 10*100=1000kg), prière de corriger merci.</w:t>
       </w:r>
     </w:p>
     <w:p>
@@ -7305,7 +7077,7 @@
         <w:rPr>
           <w:sz w:val="20"/>
         </w:rPr>
-        <w:t>- La dernière fois que vous avez acheté Aubergine   est autre ménage et semble exister dans les modalités, prière de prendre attache avec le QG pour plus d'explication afin de la classer bien.  La dernière fois que vous avez acheté Aubergine sauvage  est autre ménage et semble exister dans les modalités, prière de prendre attache avec le QG pour plus d'explication afin de la classer bien.  La dernière fois que vous avez acheté Beignets de maïs, mil, haricot est autre ménage et semble exister dans les modalités, prière de prendre attache avec le QG pour plus d'explication afin de la classer bien.  La dernière fois que vous avez acheté Carotte est autre ménage et semble exister dans les modalités, prière de prendre attache avec le QG pour plus d'explication afin de la classer bien.  La dernière fois que vous avez acheté Citron est autre ménage et semble exister dans les modalités, prière de prendre attache avec le QG pour plus d'explication afin de la classer bien.  La dernière fois que vous avez acheté Escargots est autre ménage et semble exister dans les modalités, prière de prendre attache avec le QG pour plus d'explication afin de la classer bien.  La dernière fois que vous avez acheté Poivron frais est autre ménage et semble exister dans les modalités, prière de prendre attache avec le QG pour plus d'explication afin de la classer bien. Attention ! Le prix unitaire d'achat (200 Fcfa) de Choux en Morceau (Portion) (Moyen) est relativement élevé par rapport aux autres prix observés dans cette zone. Prière de corriger ou de confirmer avec le QG.  La dernière fois que vous avez acheté Choux est autre menage et semble exister dans les modalités, prière de prendre attache avec le QG pour plus d'explication afin de la classer bien. Attention ! Le prix unitaire d'achat (50 Fcfa) de Pain moderne (Baguette) en miche (Moyen) est relativement faible par rapport aux autres prix observés dans cette zone. Prière de corriger ou de confirmer avec le QG. Le ménage a consommé Ail mais les informations sur la quantité, l'unité ou la taille ne sont pas renseignées.Prière de renseigner. Le ménage a consommé Arachides séchées en coques mais les informations sur la quantité, l'unité ou la taille ne sont pas renseignées.Prière de renseigner. Le ménage a consommé Autres légumes en feuilles mais les informations sur la quantité, l'unité ou la taille ne sont pas renseignées.Prière de renseigner. Le ménage a consommé Café moulu mais les informations sur la quantité, l'unité ou la taille ne sont pas renseignées.Prière de renseigner. Le ménage a consommé Concentré de tomate mais les informations sur la quantité, l'unité ou la taille ne sont pas renseignées.Prière de renseigner. Le ménage a consommé Cube alimentaire (Maggi, Jumbo, ) mais les informations sur la quantité, l'unité ou la taille ne sont pas renseignées.Prière de renseigner. Le ménage a consommé Feuilles de Fakoye (Feuille de corete) mais les informations sur la quantité, l'unité ou la taille ne sont pas renseignées.Prière de renseigner. Le ménage a consommé Feuilles de patate mais les informations sur la quantité, l'unité ou la taille ne sont pas renseignées.Prière de renseigner. Le ménage a consommé Jus de fruits type 1 (orange, ananas, bissap, gingembre, jus de cajou, etc.) mais les informations sur la quantité, l'unité ou la taille ne sont pas renseignées.Prière de renseigner. Le ménage a consommé Manioc en tubercules mais les informations sur la quantité, l'unité ou la taille ne sont pas renseignées.Prière de renseigner. Le ménage a consommé Moutarde mais les informations sur la quantité, l'unité ou la taille ne sont pas renseignées.Prière de renseigner. Le ménage a consommé Niébé/Haricots secs mais les informations sur la quantité, l'unité ou la taille ne sont pas renseignées.Prière de renseigner. Le ménage a consommé Oignon frais mais les informations sur la quantité, l'unité ou la taille ne sont pas renseignées.Prière de renseigner. Le ménage a consommé Patate douce mais les informations sur la quantité, l'unité ou la taille ne sont pas renseignées.Prière de renseigner. Le ménage a consommé Piment frais mais les informations sur la quantité, l'unité ou la taille ne sont pas renseignées.Prière de renseigner. Le ménage a consommé Piment séché mais les informations sur la quantité, l'unité ou la taille ne sont pas renseignées.Prière de renseigner. Le ménage a consommé Poireau mais les informations sur la quantité, l'unité ou la taille ne sont pas renseignées.Prière de renseigner. Le ménage a consommé Poivre mais les informations sur la quantité, l'unité ou la taille ne sont pas renseignées.Prière de renseigner. Le ménage a consommé Sel mais les informations sur la quantité, l'unité ou la taille ne sont pas renseignées.Prière de renseigner. Difficile de consommer le Sel en   prière de verifier. Le ménage a consommé Soumbala (moutarde africaine) mais les informations sur la quantité, l'unité ou la taille ne sont pas renseignées.Prière de renseigner. Le ménage a consommé Sucre en poudre  mais les informations sur la quantité, l'unité ou la taille ne sont pas renseignées.Prière de renseigner. Le ménage a consommé Thé en sachet mais les informations sur la quantité, l'unité ou la taille ne sont pas renseignées.Prière de renseigner. Avertissement!!! Le ménage a consommé .a   de Thé en sachet, cette quantité semble anormale pour une consommation des 7 derniers jours.Les ménages consomment géneralement en sachet ou en paquet, prière de corriger ou de confirmer avec le QG. Le ménage a consommé Tomate fraîche mais les informations sur la quantité, l'unité ou la taille ne sont pas renseignées.Prière de renseigner. Le ménage a consommé Vinaigre de vin mais les informations sur la quantité, l'unité ou la taille ne sont pas renseignées.Prière de renseigner.</w:t>
+        <w:t>- La dernière fois que vous avez acheté Aubergine   est autre ménage et semble exister dans les modalités, prière de prendre attache avec le QG pour plus d'explication afin de la classer bien.  La dernière fois que vous avez acheté Aubergine sauvage  est autre ménage et semble exister dans les modalités, prière de prendre attache avec le QG pour plus d'explication afin de la classer bien.  La dernière fois que vous avez acheté Beignets de maïs, mil, haricot est autre ménage et semble exister dans les modalités, prière de prendre attache avec le QG pour plus d'explication afin de la classer bien.  La dernière fois que vous avez acheté Carotte est autre ménage et semble exister dans les modalités, prière de prendre attache avec le QG pour plus d'explication afin de la classer bien.  La dernière fois que vous avez acheté Citron est autre ménage et semble exister dans les modalités, prière de prendre attache avec le QG pour plus d'explication afin de la classer bien.  La dernière fois que vous avez acheté Escargots est autre ménage et semble exister dans les modalités, prière de prendre attache avec le QG pour plus d'explication afin de la classer bien.  La dernière fois que vous avez acheté Manioc en tubercules est autre ménage et semble exister dans les modalités, prière de prendre attache avec le QG pour plus d'explication afin de la classer bien.  La dernière fois que vous avez acheté Patate douce est autre ménage et semble exister dans les modalités, prière de prendre attache avec le QG pour plus d'explication afin de la classer bien.  La dernière fois que vous avez acheté Piment frais est autre ménage et semble exister dans les modalités, prière de prendre attache avec le QG pour plus d'explication afin de la classer bien.  La dernière fois que vous avez acheté Poireau est autre ménage et semble exister dans les modalités, prière de prendre attache avec le QG pour plus d'explication afin de la classer bien.  La dernière fois que vous avez acheté Poivron frais est autre ménage et semble exister dans les modalités, prière de prendre attache avec le QG pour plus d'explication afin de la classer bien. Attention ! Le prix unitaire d'achat (200 Fcfa) de Choux en Morceau (Portion) (Moyen) est relativement élevé par rapport aux autres prix observés dans cette zone. Prière de corriger ou de confirmer avec le QG.  La dernière fois que vous avez acheté Choux est autre menage et semble exister dans les modalités, prière de prendre attache avec le QG pour plus d'explication afin de la classer bien. Attention ! Le prix unitaire d'achat (50 Fcfa) de Pain moderne (Baguette) en miche (Moyen) est relativement faible par rapport aux autres prix observés dans cette zone. Prière de corriger ou de confirmer avec le QG. Avertissement!!! Le ménage a consommé 0.12 Kg taille unique de Piment séché, cette quantité semble anormale pour une consommation des 7 derniers jours. prière de corriger ou de confirmer avec le QG. Attention ! Soupçons de quantité anormale! Le ménage de MANGUE SENE avec une taille de 20 personnes a consommé .12 Kg en taille unique de Piment séché qui est relativement élevé comme consommation par rapport à la condition de vie des autres ménages de même taille dans cette zone. Prière de corriger ou de confirmer avec le QG. Avertissement!!! Le ménage a consommé 7 Paquet Moyen de Thé en sachet, cette quantité semble anormale pour une consommation des 7 derniers jours.Prière de corriger ou de confirmer avec le QG. Avertissement!! le prix unitaire (125 Fcfa) de Thé en sachet (unité: Paquet) de taille Petit est très faible ou élevé. Prière de corriger ou de confirmer avec le QG.</w:t>
       </w:r>
     </w:p>
     <w:p>
@@ -7349,7 +7121,7 @@
         </w:rPr>
         <w:t xml:space="preserve">- L'entreprise lingère,nettoyage de vêtement existe dit n'avoir pas fait la revente de marchandises achetées et revendues en état, aussi le montant obtenus sur la vente de produits transformés par l'entreprise  n'a reçu aucune somme sur les reventes (s10q46=0 &amp; s10q48=0 &amp; s10q50=0); alors s'agit-il de quelle entreprise ? </w:t>
         <w:br/>
-        <w:t>- Les informations sur ces entrepises non agricole manquent, prière de les renseigner. Le montant obtenus sur les services rendus par l'entreprise ##N/A## au cours des 30 derniers jours ou durant le dernier mois où l'entreprise a fonctionné n'a pas été renseigné, prière de mettre de 0 si l'entreprise n'a pas rendu de service. Prière de renseigner les montants dans les champs (s10q46 s10q47 s10q48 s10q49 s10q50 s10q51 s10q52 s10q53 s10q54 s10q55 s10q56 s10q57), mettre 0 si l'entreprise ##N/A## n'a pas effectué des dépenses ou faire des reventes des marchandises ou des produits ou rendre de service.Cette entreprise ##N/A## dit avoir obtenu une valeur sur les marchandises vendu en etat, les marchandises vendu après transformation et les services rendus. Prière de corriger. Cette entreprise ##N/A## dit avoir obtenu une valeur sur les marchandises vendu en etat et les marchandises vendu après transformation. La main d'oeuvre familiale pour Oumy Sène ayant travaillé dans cette entreprise ##N/A## aucours des 12 derniers mois n'est pas renseigner. Prière de reneigner toutes les informations qui lui concerne. La main d'oeuvre sariale de Oumy Sène ayant travaillé dans cette entreprise ##N/A## aucours des 30 derniers jours n'est pas renseigner. Prière de reneigner toutes les informations qui lui concerne. Le noms de l'entreprise entreprise2 ne doit pas contenir de chiffre et doit être bien renseigné, prière de bien renseigné .</w:t>
+        <w:t>- L'entreprise lingère,nettoyage de vêtement existe dit n'avoir pas fait la revente de marchandises achetées et revendues en état, aussi le montant obtenus sur la vente de produits transformés par l'entreprise  n'a reçu aucune somme sur les reventes (s10q46=0 &amp; s10q48=0 &amp; s10q50=0); alors s'agit-il de quelle entreprise ? Le noms de l'entreprise entreprise2 ne doit pas contenir de chiffre et doit être bien renseigné, prière de bien renseigné .</w:t>
       </w:r>
     </w:p>
     <w:p>
@@ -7412,9 +7184,9 @@
         <w:rPr>
           <w:sz w:val="20"/>
         </w:rPr>
-        <w:t xml:space="preserve">- Avertissement!! La parcelle a comme nom (parcelle1 Maky sall) qui ne semble pas être un bon nom ou contient des lettres, prière de mettre le vrai nom de la parcelle. La superficie de la parcelle parcelle1 Maky sall selon les mesures GPS est de .a hectare qui semble élevé ou faible, prière de corriger. </w:t>
+        <w:t xml:space="preserve">- Avertissement!! La parcelle a comme nom (parcelle1 Maky sall) qui ne semble pas être un bon nom ou contient des lettres, prière de mettre le vrai nom de la parcelle. La superficie de la parcelle parcelle1 Maky sall selon les mesures GPS est de 5233.8 hectare qui semble élevé ou faible, prière de corriger. </w:t>
         <w:br/>
-        <w:t xml:space="preserve">- Avertissement!! La parcelle a comme nom (parcelle1 Maky sall) qui ne semble pas être un bon nom ou contient des lettres, prière de mettre le vrai nom de la parcelle. La superficie de la parcelle parcelle1 Maky sall selon les mesures GPS est de .a hectare qui semble élevé ou faible, prière de corriger. </w:t>
+        <w:t xml:space="preserve">- Avertissement!! La parcelle a comme nom (parcelle1 Maky sall) qui ne semble pas être un bon nom ou contient des lettres, prière de mettre le vrai nom de la parcelle. La superficie de la parcelle parcelle1 Maky sall selon les mesures GPS est de 8916.91 hectare qui semble élevé ou faible, prière de corriger. </w:t>
         <w:br/>
         <w:t>- La superficie de la parcelle parcelle tomate selon l'exploitant est de 10 Mètre Carré (m^2) qui semble faible ou l'estimation ne semble pas bonne. Prière de corriger. La parcelle parcelle tomate n'a pas été mésurée pour des raisons comme qu'elle est trop petite, GPS en panne et que le Ménage indisponible. Nous vous rappelons que ces raisons ne passent pas pour la non mesure des parcelles prière de les mésurer.</w:t>
       </w:r>
@@ -7438,6 +7210,8 @@
           <w:sz w:val="20"/>
         </w:rPr>
         <w:t xml:space="preserve">- Attention ! Herse a été revendu à 2000 Fcfa qui est relativement élevé par rapport aux autres prix de revente observés dans cette zone. Prière de corriger ou de confirmer avec le QG. </w:t>
+        <w:br/>
+        <w:t xml:space="preserve">- Attention ! Houe/daba/hilaire a été revendu à 2500 Fcfa qui est relativement élevé par rapport aux autres prix de revente observés dans cette zone. Prière de corriger ou de confirmer avec le QG. </w:t>
         <w:br/>
         <w:t>- Avertissement!! Le prix d'achat (200000 FCFA) de Animaux de labour est inférieur aux prix de revente (250000 FCFA), prière de verifier et corriger ou confirmer l'information avec le QG.</w:t>
       </w:r>
@@ -7888,7 +7662,7 @@
           <w:color w:val="4672C4"/>
           <w:sz w:val="22"/>
         </w:rPr>
-        <w:t>&gt;&gt; Section4b - Emploi - Activite principale</w:t>
+        <w:t>&gt;&gt; Section4c - Emploi - Activite secondaire</w:t>
       </w:r>
     </w:p>
     <w:p>
@@ -7899,7 +7673,7 @@
         <w:rPr>
           <w:sz w:val="20"/>
         </w:rPr>
-        <w:t>- ||  AvertissementDiène Sène  travaille mais les questions relatives à son emploi principal ne sont pas renseignées à 100%, prière de les renseigner. Vous avez sélectionné l'option 'Ne sait pas' pour la catégorie socioprofessionnelle de Diène Sène ou vous ne l'avez pas renseigné. prière de corriger.</w:t>
+        <w:t>- Attention ! Le nombre de jours que Diène Sène a travaillés par mois semble être inférieur à 15. Veuillez, s'il vous plaît, confirmer cette information.</w:t>
       </w:r>
     </w:p>
     <w:p>
@@ -7920,7 +7694,7 @@
         <w:rPr>
           <w:sz w:val="20"/>
         </w:rPr>
-        <w:t>- Avertissement!! Les quantités du Thé en feuille consommées en Boite (Autre que la boite/pot de tomate) semble incoherent car les ménages consomment géneralement en sachet ou en paquet, prière de corriger ou confirmer avec le QG. Le ménage a consommé Ail mais les informations sur la quantité, l'unité ou la taille ne sont pas renseignées.Prière de renseigner. Le ménage a consommé Arachides séchées en coques mais les informations sur la quantité, l'unité ou la taille ne sont pas renseignées.Prière de renseigner. Le ménage a consommé Aubergine   mais les informations sur la quantité, l'unité ou la taille ne sont pas renseignées.Prière de renseigner. Le ménage a consommé Aubergine sauvage  mais les informations sur la quantité, l'unité ou la taille ne sont pas renseignées.Prière de renseigner. Le ménage a consommé Autres légumes en feuilles mais les informations sur la quantité, l'unité ou la taille ne sont pas renseignées.Prière de renseigner. Le ménage a consommé Beignets de maïs, mil, haricot mais les informations sur la quantité, l'unité ou la taille ne sont pas renseignées.Prière de renseigner. Le ménage a consommé Biscuits mais les informations sur la quantité, l'unité ou la taille ne sont pas renseignées.Prière de renseigner. Le ménage a consommé Boissons gazeuses (Coca, Fanta, Vimto, Sprite, etc.) mais les informations sur la quantité, l'unité ou la taille ne sont pas renseignées.Prière de renseigner. Le ménage a consommé Café en poudre soluble mais les informations sur la quantité, l'unité ou la taille ne sont pas renseignées.Prière de renseigner. Le ménage a consommé Café moulu mais les informations sur la quantité, l'unité ou la taille ne sont pas renseignées.Prière de renseigner. Le ménage a consommé Capitaine frais mais les informations sur la quantité, l'unité ou la taille ne sont pas renseignées.Prière de renseigner. Le ménage a consommé Carotte mais les informations sur la quantité, l'unité ou la taille ne sont pas renseignées.Prière de renseigner. Le ménage a consommé Choux mais les informations sur la quantité, l'unité ou la taille ne sont pas renseignées.Prière de renseigner. Le ménage a consommé Citron mais les informations sur la quantité, l'unité ou la taille ne sont pas renseignées.Prière de renseigner. Le ménage a consommé Concentré de tomate mais les informations sur la quantité, l'unité ou la taille ne sont pas renseignées.Prière de renseigner. Le ménage a consommé Courge mais les informations sur la quantité, l'unité ou la taille ne sont pas renseignées.Prière de renseigner. Le ménage a consommé Cube alimentaire (Maggi, Jumbo, ) mais les informations sur la quantité, l'unité ou la taille ne sont pas renseignées.Prière de renseigner. Le ménage a consommé Eau minérale/filtrée en sachet mais les informations sur la quantité, l'unité ou la taille ne sont pas renseignées.Prière de renseigner. Le ménage a consommé Feuilles de  Haricot mais les informations sur la quantité, l'unité ou la taille ne sont pas renseignées.Prière de renseigner. Le ménage a consommé Feuilles de patate mais les informations sur la quantité, l'unité ou la taille ne sont pas renseignées.Prière de renseigner. Le ménage a consommé Fruit de baobab (pain de singe) mais les informations sur la quantité, l'unité ou la taille ne sont pas renseignées.Prière de renseigner. Le ménage a consommé Gombo frais mais les informations sur la quantité, l'unité ou la taille ne sont pas renseignées.Prière de renseigner. Le ménage a consommé Huile de soja  mais les informations sur la quantité, l'unité ou la taille ne sont pas renseignées.Prière de renseigner. Le ménage a consommé Jus de fruits type 1 (orange, ananas, bissap, gingembre, jus de cajou, etc.) mais les informations sur la quantité, l'unité ou la taille ne sont pas renseignées.Prière de renseigner. Le ménage a consommé Lait en poudre mais les informations sur la quantité, l'unité ou la taille ne sont pas renseignées.Prière de renseigner. Le ménage a consommé Lait frais de vache mais les informations sur la quantité, l'unité ou la taille ne sont pas renseignées.Prière de renseigner. Le ménage a consommé Macaroni mais les informations sur la quantité, l'unité ou la taille ne sont pas renseignées.Prière de renseigner. Le ménage a consommé Manioc en tubercules mais les informations sur la quantité, l'unité ou la taille ne sont pas renseignées.Prière de renseigner. Le ménage a consommé Maïs en grain mais les informations sur la quantité, l'unité ou la taille ne sont pas renseignées.Prière de renseigner. Le ménage a consommé Mil mais les informations sur la quantité, l'unité ou la taille ne sont pas renseignées.Prière de renseigner. Le ménage a consommé Niébé/Haricots secs mais les informations sur la quantité, l'unité ou la taille ne sont pas renseignées.Prière de renseigner. Le ménage a consommé Oignon frais mais les informations sur la quantité, l'unité ou la taille ne sont pas renseignées.Prière de renseigner. Le ménage a consommé Orange  mais les informations sur la quantité, l'unité ou la taille ne sont pas renseignées.Prière de renseigner. Le ménage a consommé Pain moderne (Baguette) mais les informations sur la quantité, l'unité ou la taille ne sont pas renseignées.Prière de renseigner. Le ménage a consommé Patate douce mais les informations sur la quantité, l'unité ou la taille ne sont pas renseignées.Prière de renseigner. Le ménage a consommé Piment frais mais les informations sur la quantité, l'unité ou la taille ne sont pas renseignées.Prière de renseigner. Le ménage a consommé Piment séché mais les informations sur la quantité, l'unité ou la taille ne sont pas renseignées.Prière de renseigner. Le ménage a consommé Poireau mais les informations sur la quantité, l'unité ou la taille ne sont pas renseignées.Prière de renseigner. Le ménage a consommé Poivre mais les informations sur la quantité, l'unité ou la taille ne sont pas renseignées.Prière de renseigner. Le ménage a consommé Poivron frais mais les informations sur la quantité, l'unité ou la taille ne sont pas renseignées.Prière de renseigner. Le ménage a consommé Riz importé parfumé mais les informations sur la quantité, l'unité ou la taille ne sont pas renseignées.Prière de renseigner. Le ménage a consommé Sel mais les informations sur la quantité, l'unité ou la taille ne sont pas renseignées.Prière de renseigner. Difficile de consommer le Sel en   prière de verifier. Le ménage a consommé Silure fumé mais les informations sur la quantité, l'unité ou la taille ne sont pas renseignées.Prière de renseigner. Le ménage a consommé Soumbala (moutarde africaine) mais les informations sur la quantité, l'unité ou la taille ne sont pas renseignées.Prière de renseigner. Le ménage a consommé Spaghettis mais les informations sur la quantité, l'unité ou la taille ne sont pas renseignées.Prière de renseigner. Le ménage a consommé Sucre en poudre  mais les informations sur la quantité, l'unité ou la taille ne sont pas renseignées.Prière de renseigner. Le ménage a consommé Thé en sachet mais les informations sur la quantité, l'unité ou la taille ne sont pas renseignées.Prière de renseigner. Avertissement!!! Le ménage a consommé .a   de Thé en sachet, cette quantité semble anormale pour une consommation des 7 derniers jours.Les ménages consomment géneralement en sachet ou en paquet, prière de corriger ou de confirmer avec le QG. Le ménage a consommé Tomate fraîche mais les informations sur la quantité, l'unité ou la taille ne sont pas renseignées.Prière de renseigner. Le ménage a consommé Vinaigre de vin mais les informations sur la quantité, l'unité ou la taille ne sont pas renseignées.Prière de renseigner.</w:t>
+        <w:t>- Attention ! Le prix unitaire d'achat (1250 Fcfa) de Oignon frais en Kg (taille unique) est relativement élevé par rapport aux autres prix observés dans cette zone. Prière de corriger ou de confirmer avec le QG. Avertissement!! Les quantités du Thé en feuille consommées en Sachets industriel semble incoherent car les ménages consomment géneralement en sachet ou en paquet, prière de corriger ou confirmer avec le QG. Avertissement!!! Le ménage a consommé 5 Paquet Petit de Thé en sachet, cette quantité semble anormale pour une consommation des 7 derniers jours.Prière de corriger ou de confirmer avec le QG. Avertissement!! le prix unitaire (125 Fcfa) de Thé en sachet (unité: Paquet) de taille Petit est très faible ou élevé. Prière de corriger ou de confirmer avec le QG. Avertissement!!!Le ménage a consommé 56 Boite de tomate/Pot de Moyen de Riz importé parfumé  ce qui semble incoherent pour une consommation aucours des 7 derniers jours, prière de verifier et corriger. Incohérence!! Dans ce ménage, chaque individus consomme par jour 25.19262 Kg  de cereale; Prière de revoir les quantités prises de ces produits. Incohérence!! Dans ce ménage, chaque individus consomme par jour 25.19262 Kg  de cereale; Prière de revoir les quantités prises de ces produits. Le prix d'achat unitaire (1000 Fcfa) de Sel en Sac (25 Kg) de taille taille unique est très faible, prière de regarder les reponses prises dans les questions s07bq07a s07bq07b s07bq07c s07bq08 pour mieux corriger.</w:t>
       </w:r>
     </w:p>
     <w:p>
@@ -7997,7 +7771,7 @@
           <w:color w:val="4672C4"/>
           <w:sz w:val="22"/>
         </w:rPr>
-        <w:t>&gt;&gt; Section9f - Depenses non-alimentaires - 12 mois</w:t>
+        <w:t>&gt;&gt; Section10b - caracteristiques entreprise non agricole</w:t>
       </w:r>
     </w:p>
     <w:p>
@@ -8008,7 +7782,7 @@
         <w:rPr>
           <w:sz w:val="20"/>
         </w:rPr>
-        <w:t>- Moins possible d'avoir un ménage qui n'a effectué aucune des dépenses au cours de 12 derniers mois, veuillez revoir la section pour ce ménage.</w:t>
+        <w:t>- || Le noms de l'entreprise Entreprise2 ne doit pas contenir de chiffre et doit être bien renseigné, prière de bien renseigné .</w:t>
       </w:r>
     </w:p>
     <w:p>
@@ -8018,7 +7792,7 @@
           <w:color w:val="4672C4"/>
           <w:sz w:val="22"/>
         </w:rPr>
-        <w:t>&gt;&gt; Section10b - caracteristiques entreprise non agricole</w:t>
+        <w:t>&gt;&gt; Section11 - Caracteristiques logement</w:t>
       </w:r>
     </w:p>
     <w:p>
@@ -8029,7 +7803,7 @@
         <w:rPr>
           <w:sz w:val="20"/>
         </w:rPr>
-        <w:t>- || Les informations sur ces entrepises non agricole manquent, prière de les renseigner. Le montant obtenus sur les services rendus par l'entreprise ##N/A## au cours des 30 derniers jours ou durant le dernier mois où l'entreprise a fonctionné n'a pas été renseigné, prière de mettre de 0 si l'entreprise n'a pas rendu de service. Prière de renseigner les montants dans les champs (s10q46 s10q47 s10q48 s10q49 s10q50 s10q51 s10q52 s10q53 s10q54 s10q55 s10q56 s10q57), mettre 0 si l'entreprise ##N/A## n'a pas effectué des dépenses ou faire des reventes des marchandises ou des produits ou rendre de service.Cette entreprise ##N/A## dit avoir obtenu une valeur sur les marchandises vendu en etat, les marchandises vendu après transformation et les services rendus. Prière de corriger. Cette entreprise ##N/A## dit avoir obtenu une valeur sur les marchandises vendu en etat et les marchandises vendu après transformation. La main d'oeuvre familiale pour Diokhel Sène ayant travaillé dans cette entreprise ##N/A## aucours des 12 derniers mois n'est pas renseigner. Prière de reneigner toutes les informations qui lui concerne. La main d'oeuvre sariale de Diokhel Sène ayant travaillé dans cette entreprise ##N/A## aucours des 30 derniers jours n'est pas renseigner. Prière de reneigner toutes les informations qui lui concerne. Le noms de l'entreprise Entreprise2 ne doit pas contenir de chiffre et doit être bien renseigné, prière de bien renseigné .</w:t>
+        <w:t>- Le montant (FCFA) du loyer mensuel payé pour un logement comme le votre dans ce village/quartier est trop élevé, Veuillez s'il vous plaît corriger cette information. Comment votre ménage se débarrasse-t-il de ses ordures ménagères, prière de classer ces autres à preciser car ils existent dejà.  Le ménage se débarrasse de ses ordures ménagères avec verser au dehor de la concession pour champs les plastiques à brûler et semble exister dans les modalités, prière de prendre attache avec le QG pour plus d'explication afin de la classer bien.  Le moyen que le ménage utilise pour se débarrasser des excréments hors de la concession est pas encore vider et semble exister dans les modalités, prière de prendre attache avec le QG pour plus d'explication afin de la classer bien.  Le principal mode d'évacuation des eaux usées du ménage est un coin dans la concession et semble exister dans les modalités, prière de prendre attache avec le QG pour plus d'explication afin de la classer bien.</w:t>
       </w:r>
     </w:p>
     <w:p>
@@ -8039,7 +7813,7 @@
           <w:color w:val="4672C4"/>
           <w:sz w:val="22"/>
         </w:rPr>
-        <w:t>&gt;&gt; Section11 - Caracteristiques logement</w:t>
+        <w:t>&gt;&gt; Section16a - Champs et parcelles</w:t>
       </w:r>
     </w:p>
     <w:p>
@@ -8050,44 +7824,15 @@
         <w:rPr>
           <w:sz w:val="20"/>
         </w:rPr>
-        <w:t>- Le montant (FCFA) du loyer mensuel payé pour un logement comme le votre dans ce village/quartier est trop élevé, Veuillez s'il vous plaît corriger cette information. Comment votre ménage se débarrasse-t-il de ses ordures ménagères, prière de classer ces autres à preciser car ils existent dejà.  Le ménage se débarrasse de ses ordures ménagères avec verser au dehor de la concession pour champs les plastiques à brûler et semble exister dans les modalités, prière de prendre attache avec le QG pour plus d'explication afin de la classer bien.  Le moyen que le ménage utilise pour se débarrasser des excréments hors de la concession est pas encore vider et semble exister dans les modalités, prière de prendre attache avec le QG pour plus d'explication afin de la classer bien.  Le principal mode d'évacuation des eaux usées du ménage est un coin dans la concession et semble exister dans les modalités, prière de prendre attache avec le QG pour plus d'explication afin de la classer bien.</w:t>
-      </w:r>
-    </w:p>
-    <w:p>
-      <w:r>
-        <w:rPr>
-          <w:b/>
-          <w:color w:val="4672C4"/>
-          <w:sz w:val="22"/>
-        </w:rPr>
-        <w:t>&gt;&gt; Section16a - Champs et parcelles</w:t>
-      </w:r>
-    </w:p>
-    <w:p>
-      <w:pPr>
-        <w:ind w:left="283"/>
-      </w:pPr>
-      <w:r>
-        <w:rPr>
-          <w:sz w:val="20"/>
-        </w:rPr>
-        <w:t xml:space="preserve">- La parcelle parcelle champ sakhao sérère n'a pas été mésurée pour des raisons comme qu'elle est trop petite, GPS en panne et que le Ménage indisponible. Nous vous rappelons que ces raisons ne passent pas pour la non mesure des parcelles prière de les mésurer. </w:t>
-        <w:br/>
         <w:t xml:space="preserve">- La parcelle parcelle keur dadéri n'a pas été mésurée pour des raisons comme qu'elle est trop petite, GPS en panne et que le Ménage indisponible. Nous vous rappelons que ces raisons ne passent pas pour la non mesure des parcelles prière de les mésurer. </w:t>
         <w:br/>
-        <w:t xml:space="preserve">- La parcelle parcelle sakhao bamé n'a pas été mésurée pour des raisons comme qu'elle est trop petite, GPS en panne et que le Ménage indisponible. Nous vous rappelons que ces raisons ne passent pas pour la non mesure des parcelles prière de les mésurer. </w:t>
-        <w:br/>
-        <w:t xml:space="preserve">- La quantité d'utilisation de DAP ou d'autres engrais chimiques dans la parcelle parcelle guinaw keur est de 100 Kilogramme et semble élevé, prière de corriger. La parcelle parcelle guinaw keur n'a pas été mésurée pour des raisons comme qu'elle est trop petite, GPS en panne et que le Ménage indisponible. Nous vous rappelons que ces raisons ne passent pas pour la non mesure des parcelles prière de les mésurer. </w:t>
-        <w:br/>
-        <w:t xml:space="preserve">- La quantité d'utilisation de DAP ou d'autres engrais chimiques dans la parcelle parcelle guinaw keur est de 100 Kilogramme et semble élevé, prière de corriger. La superficie de la parcelle parcelle guinaw keur selon les mesures GPS est de 2525.39 hectare qui semble élevé ou faible, prière de corriger. </w:t>
-        <w:br/>
-        <w:t xml:space="preserve">- La quantité d'utilisation de DAP ou d'autres engrais chimiques dans la parcelle parcelle guinaw keur est de 100 Kilogramme et semble élevé, prière de corriger. La superficie de la parcelle parcelle guinaw keur selon les mesures GPS est de 2528.86 hectare qui semble élevé ou faible, prière de corriger. </w:t>
-        <w:br/>
-        <w:t xml:space="preserve">- La quantité d'utilisation de DAP ou d'autres engrais chimiques dans la parcelle parcelle guinaw keur est de 100 Kilogramme et semble élevé, prière de corriger. La superficie de la parcelle parcelle guinaw keur selon les mesures GPS est de 7604 hectare qui semble élevé ou faible, prière de corriger. </w:t>
+        <w:t xml:space="preserve">- La quantité d'utilisation de DAP ou d'autres engrais chimiques dans la parcelle parcelle champ sakhao sérère est de 100 Kilogramme et semble élevé, prière de corriger. La parcelle parcelle champ sakhao sérère n'a pas été mésurée pour des raisons comme qu'elle est trop petite, GPS en panne et que le Ménage indisponible. Nous vous rappelons que ces raisons ne passent pas pour la non mesure des parcelles prière de les mésurer. </w:t>
         <w:br/>
         <w:t xml:space="preserve">- La quantité d'utilisation de DAP ou d'autres engrais chimiques dans la parcelle parcelle keur djibi est de 100 Kilogramme et semble élevé, prière de corriger. La superficie de la parcelle parcelle keur djibi selon les mesures GPS est de 5759.13 hectare qui semble élevé ou faible, prière de corriger. </w:t>
         <w:br/>
-        <w:t>- La quantité d'utilisation de Super simple dans la parcelle parcelle guinaw keur est de 100 Kilogramme et semble élevé, prière de corriger. La parcelle parcelle guinaw keur n'a pas été mésurée pour des raisons comme qu'elle est trop petite, GPS en panne et que le Ménage indisponible. Nous vous rappelons que ces raisons ne passent pas pour la non mesure des parcelles prière de les mésurer.</w:t>
+        <w:t xml:space="preserve">- La quantité d'utilisation de Super simple dans la parcelle parcelle sakhao bamé est de 100 Kilogramme et semble élevé, prière de corriger. La parcelle parcelle sakhao bamé n'a pas été mésurée pour des raisons comme qu'elle est trop petite, GPS en panne et que le Ménage indisponible. Nous vous rappelons que ces raisons ne passent pas pour la non mesure des parcelles prière de les mésurer. </w:t>
+        <w:br/>
+        <w:t>- La quantité d'utilisation de Super triple dans la parcelle parcelle guinaw keur est de 100 Kilogramme et semble élevé, prière de corriger. La superficie de la parcelle parcelle guinaw keur selon les mesures GPS est de 7604 hectare qui semble élevé ou faible, prière de corriger.</w:t>
       </w:r>
     </w:p>
     <w:p>
@@ -8154,11 +7899,7 @@
         <w:rPr>
           <w:sz w:val="20"/>
         </w:rPr>
-        <w:t xml:space="preserve">- Prière de renseigner toutes les questions de la section 19, prière de prendre Non (s19q03) au cas ou le ménage ne possède cet article au lieu de laisser le champs non renseigner. </w:t>
-        <w:br/>
-        <w:t xml:space="preserve">- Prière de renseigner toutes les questions de la section 19, prière de prendre Non (s19q03) au cas ou le ménage ne possède cet article au lieu de laisser le champs non renseigner. </w:t>
-        <w:br/>
-        <w:t>- Prière de renseigner toutes les questions de la section 19, prière de prendre Non (s19q03) au cas ou le ménage ne possède cet article au lieu de laisser le champs non renseigner.</w:t>
+        <w:t>- Attention ! Herse a été revendu à 2500 Fcfa qui est relativement élevé par rapport aux autres prix de revente observés dans cette zone. Prière de corriger ou de confirmer avec le QG.</w:t>
       </w:r>
     </w:p>
     <w:p>
@@ -8652,7 +8393,7 @@
         <w:rPr>
           <w:sz w:val="20"/>
         </w:rPr>
-        <w:t>- Le ménage a consommé Capitaine frais mais les informations sur la quantité, l'unité ou la taille ne sont pas renseignées.Prière de renseigner. Le ménage a consommé Farine de maïs mais les informations sur la quantité, l'unité ou la taille ne sont pas renseignées.Prière de renseigner. Le ménage a consommé Riz importé parfumé mais les informations sur la quantité, l'unité ou la taille ne sont pas renseignées.Prière de renseigner.</w:t>
+        <w:t>- La dernière fois que vous avez acheté Ail est Domicile et semble exister dans les modalités, prière de prendre attache avec le QG pour plus d'explication afin de la classer bien.  La dernière fois que vous avez acheté Aubergine   est Domicile et semble exister dans les modalités, prière de prendre attache avec le QG pour plus d'explication afin de la classer bien.  La dernière fois que vous avez acheté Carotte est Domicile et semble exister dans les modalités, prière de prendre attache avec le QG pour plus d'explication afin de la classer bien.  La dernière fois que vous avez acheté Choux est Domicile et semble exister dans les modalités, prière de prendre attache avec le QG pour plus d'explication afin de la classer bien.  La dernière fois que vous avez acheté Citron est Domicile et semble exister dans les modalités, prière de prendre attache avec le QG pour plus d'explication afin de la classer bien.  La dernière fois que vous avez acheté Cube alimentaire (Maggi, Jumbo, ) est Domicile et semble exister dans les modalités, prière de prendre attache avec le QG pour plus d'explication afin de la classer bien.  La dernière fois que vous avez acheté Patate douce est Domicile et semble exister dans les modalités, prière de prendre attache avec le QG pour plus d'explication afin de la classer bien.  La dernière fois que vous avez acheté Piment séché est Domicile et semble exister dans les modalités, prière de prendre attache avec le QG pour plus d'explication afin de la classer bien.  La dernière fois que vous avez acheté Poisson de mer séché (yayeboye) est Domicile et semble exister dans les modalités, prière de prendre attache avec le QG pour plus d'explication afin de la classer bien.  La dernière fois que vous avez acheté Poivre est Domicile et semble exister dans les modalités, prière de prendre attache avec le QG pour plus d'explication afin de la classer bien.  La dernière fois que vous avez acheté Soumbala (moutarde africaine) est Domicile et semble exister dans les modalités, prière de prendre attache avec le QG pour plus d'explication afin de la classer bien. Attention ! Le prix unitaire d'achat (50 Fcfa) de Courge en Morceau (Portion) (Moyen) est relativement faible par rapport aux autres prix observés dans cette zone. Prière de corriger ou de confirmer avec le QG.  La dernière fois que vous avez acheté Courge est Domicile et semble exister dans les modalités, prière de prendre attache avec le QG pour plus d'explication afin de la classer bien. Attention ! Le prix unitaire d'achat (700 Fcfa) de Sucre en poudre  en Kg (taille unique) est relativement élevé par rapport aux autres prix observés dans cette zone. Prière de corriger ou de confirmer avec le QG.  La dernière fois que vous avez acheté Sucre en poudre  est Domicile et semble exister dans les modalités, prière de prendre attache avec le QG pour plus d'explication afin de la classer bien. Avertissement!! le prix unitaire (100 Fcfa) de Thé en sachet (unité: Sachets) de taille Petit est très faible ou élevé. Prière de corriger ou de confirmer avec le QG.  La dernière fois que vous avez acheté Thé en sachet est Domicile et semble exister dans les modalités, prière de prendre attache avec le QG pour plus d'explication afin de la classer bien. Difficile de consommer le Sel en Boite de tomate/Pot Petit prière de verifier. Incohérence!! Dans ce ménage, chaque individus consomme par jour 29.31736 Kg  de cereale; Prière de revoir les quantités prises de ces produits. Incohérence!! Dans ce ménage, chaque individus consomme par jour 29.31736 Kg  de cereale; Prière de revoir les quantités prises de ces produits. Incohérence!! Dans ce ménage, chaque individus consomme par jour 29.31736 Kg  de cereale; Prière de revoir les quantités prises de ces produits.</w:t>
       </w:r>
     </w:p>
     <w:p>
@@ -8727,7 +8468,7 @@
           <w:color w:val="4672C4"/>
           <w:sz w:val="22"/>
         </w:rPr>
-        <w:t>&gt;&gt; Section9f - Depenses non-alimentaires - 12 mois</w:t>
+        <w:t>&gt;&gt; Section11 - Caracteristiques logement</w:t>
       </w:r>
     </w:p>
     <w:p>
@@ -8738,49 +8479,7 @@
         <w:rPr>
           <w:sz w:val="20"/>
         </w:rPr>
-        <w:t>- ||</w:t>
-      </w:r>
-    </w:p>
-    <w:p>
-      <w:r>
-        <w:rPr>
-          <w:b/>
-          <w:color w:val="4672C4"/>
-          <w:sz w:val="22"/>
-        </w:rPr>
-        <w:t>&gt;&gt; Section11 - Caracteristiques logement</w:t>
-      </w:r>
-    </w:p>
-    <w:p>
-      <w:pPr>
-        <w:ind w:left="283"/>
-      </w:pPr>
-      <w:r>
-        <w:rPr>
-          <w:sz w:val="20"/>
-        </w:rPr>
         <w:t>- Avertissement!! La distance (en mètres) qui sépare le ménage de la principale source d'approvisionnement en eau de boisson semble très élevé, prière de corriger ou confirmer avec le QG. Avertissement!! Le temps mis (en minutes) pour se rendre à la principale source d'approvisionnement en eau de boisson semble très élevé, prière de corriger ou confirmer avec le QG.  Le moyen que le ménage utilise pour se débarrasser des excréments hors de la concession est pas encore vidé et semble exister dans les modalités, prière de prendre attache avec le QG pour plus d'explication afin de la classer bien.</w:t>
-      </w:r>
-    </w:p>
-    <w:p>
-      <w:r>
-        <w:rPr>
-          <w:b/>
-          <w:color w:val="4672C4"/>
-          <w:sz w:val="22"/>
-        </w:rPr>
-        <w:t>&gt;&gt; Section12 - Actifs du menage</w:t>
-      </w:r>
-    </w:p>
-    <w:p>
-      <w:pPr>
-        <w:ind w:left="283"/>
-      </w:pPr>
-      <w:r>
-        <w:rPr>
-          <w:sz w:val="20"/>
-        </w:rPr>
-        <w:t>- Attention ! Bonbonne de gaz a été achété à 5000 Fcfa est relativement faible par rapport aux autres prix d'achat observés dans cette zone. Prière de corriger ou de confirmer avec le QG.</w:t>
       </w:r>
     </w:p>
     <w:p>
@@ -8880,9 +8579,9 @@
         </w:rPr>
         <w:t xml:space="preserve">- Avertissement!! L'âge (25 ans)  de Semoir dans ce ménage semble être élevé, prière de corriger ou confirmer avec le QG. </w:t>
         <w:br/>
-        <w:t xml:space="preserve">- Avertissement!! Le prix d'achat (30000 FCFA) de Houe asine est inférieur aux prix de revente (50000 FCFA), prière de verifier et corriger ou confirmer l'information avec le QG. </w:t>
+        <w:t xml:space="preserve">- Avertissement!! Le prix d'achat (100000 FCFA) de Animaux de labour est inférieur aux prix de revente (250000 FCFA), prière de verifier et corriger ou confirmer l'information avec le QG. </w:t>
         <w:br/>
-        <w:t>- Incohérence!! Le prix d'achat de Animaux de labour ne doit pas être égal 0 même si le ménage l'a reçu en cadeau prière de leurs aider à faire une estimation. Avertissement!! Le prix d'achat (0 FCFA) de Animaux de labour est inférieur aux prix de revente (250000 FCFA), prière de verifier et corriger ou confirmer l'information avec le QG. Le prix d'achat de Animaux de labour est nul (achété à 0fcfa) mais le prix de revente est (250000 FCFA), prière de verifier et corriger.</w:t>
+        <w:t>- Avertissement!! Le prix d'achat (30000 FCFA) de Houe asine est inférieur aux prix de revente (50000 FCFA), prière de verifier et corriger ou confirmer l'information avec le QG.</w:t>
       </w:r>
     </w:p>
     <w:p>
